--- a/docs/논문 materials&methods 초안.docx
+++ b/docs/논문 materials&methods 초안.docx
@@ -5,32 +5,29 @@
     <w:p>
       <w:pPr>
         <w:pStyle w:val="1"/>
-        <w:rPr>
-          <w:rFonts w:asciiTheme="minorHAnsi" w:hAnsiTheme="minorHAnsi"/>
-          <w:color w:val="auto"/>
-        </w:rPr>
       </w:pPr>
       <w:r>
-        <w:rPr>
-          <w:rFonts w:asciiTheme="minorHAnsi" w:hAnsiTheme="minorHAnsi" w:cs="Calibri"/>
-          <w:color w:val="auto"/>
-        </w:rPr>
-        <w:t>Materials</w:t>
+        <w:t>Study Design and Participants</w:t>
       </w:r>
     </w:p>
     <w:p>
+      <w:pPr/>
       <w:r>
         <w:rPr>
-          <w:rFonts w:cs="Cambria"/>
+          <w:i/>
         </w:rPr>
-        <w:t>This retrospective cohort study comprised two independent institutional cohorts: an internal cohort from Gangnam Severance Hospital and an external cohort from Sinchon Severance Hospital. Because the two cohorts were drawn from different hospitals and different scanner populations, the model trained on the internal cohort was applied, without retraining, to the external cohort to assess external validity, following established internal/external validation principles for clinical prediction models [1-3]. CT examinations were performed between January 2018 and June 2020 for the internal cohort and throughout 2019 for the external cohort.</w:t>
+        <w:t>[Institutional review board approval number(s) and the informed-consent waiver statement for each participating hospital are to be inserted here once confirmed; they are not part of the analysis pipeline reproduced for this draft.]</w:t>
       </w:r>
     </w:p>
     <w:p>
+      <w:pPr/>
       <w:r>
-        <w:rPr>
-          <w:rFonts w:cs="Cambria"/>
-        </w:rPr>
+        <w:t>This retrospective study comprised two independent institutional cohorts drawn from hospital clinical and CT imaging databases: an internal cohort from Gangnam Severance Hospital and an external cohort from Sinchon Severance Hospital. Because the two cohorts were drawn from different hospitals and different scanner populations, the model trained on the internal cohort was applied, without retraining, to the external cohort to assess external validity, following established internal/external validation principles for clinical prediction models [1-3]. CT examinations were performed between January 2018 and June 2020 for the internal cohort and throughout 2019 for the external cohort.</w:t>
+      </w:r>
+    </w:p>
+    <w:p>
+      <w:pPr/>
+      <w:r>
         <w:t>Inclusion criteria were as follows:</w:t>
       </w:r>
     </w:p>
@@ -39,9 +36,6 @@
         <w:pStyle w:val="a"/>
       </w:pPr>
       <w:r>
-        <w:rPr>
-          <w:rFonts w:cs="Cambria"/>
-        </w:rPr>
         <w:t>Both clinical data and an abdominal CT examination were available for the same patient.</w:t>
       </w:r>
     </w:p>
@@ -50,10 +44,7 @@
         <w:pStyle w:val="a"/>
       </w:pPr>
       <w:r>
-        <w:rPr>
-          <w:rFonts w:cs="Cambria"/>
-        </w:rPr>
-        <w:t>Only CT examinations acquired at a tube voltage of 100 kVp were included; in the internal cohort, patients were further restricted to those scanned on the four most commonly used CT scanner models at that site, namely Siemens Sensation 64, GE Revolution CT, Philips Ingenuity Core 128, and Siemens SOMATOM Definition AS+, whereas in the external cohort no scanner-model restriction was applied except exclusion of the negligibly represented Canon scanners, of which only three were present.</w:t>
+        <w:t>Only CT examinations acquired at a tube voltage of 100 kVp were included; every abdominal CT examination in the source imaging dataset for both cohorts had already been extracted and archived at 100 kVp, so no examinations at other tube voltages were available to include under a relaxed criterion. No restriction on CT scanner model or vendor was applied in either cohort: all vendors and models represented in the available data were retained. (An earlier version of this cohort had additionally restricted the internal cohort to four commonly used scanner models and had excluded three Canon-manufactured examinations from the external cohort; both restrictions were removed for the present analysis.)</w:t>
       </w:r>
     </w:p>
     <w:p>
@@ -61,155 +52,55 @@
         <w:pStyle w:val="a"/>
       </w:pPr>
       <w:r>
-        <w:rPr>
-          <w:rFonts w:cs="Cambria"/>
-        </w:rPr>
         <w:t>Patients younger than 20 years of age were excluded from both cohorts.</w:t>
       </w:r>
     </w:p>
     <w:p>
-      <w:pPr>
-        <w:rPr>
-          <w:rFonts w:eastAsia="맑은 고딕"/>
-        </w:rPr>
-      </w:pPr>
+      <w:pPr/>
       <w:r>
-        <w:rPr>
-          <w:rFonts w:cs="Cambria"/>
-        </w:rPr>
-        <w:t>After application of these criteria, the final study population consisted of 1,079 patients in the internal cohort and 922 patients in the external cohort; the patient selection process for both cohorts is summarized in Figure 1.</w:t>
+        <w:t>After application of these criteria, the final study population consisted of 1,088 patients in the internal cohort and 925 patients in the external cohort; the patient selection process for both cohorts is summarized in Figure 1.</w:t>
       </w:r>
     </w:p>
     <w:p>
+      <w:pPr/>
       <w:r>
-        <w:rPr>
-          <w:rFonts w:cs="Cambria"/>
-          <w:b/>
-          <w:bCs/>
-        </w:rPr>
-        <w:t>Figure 1.</w:t>
-      </w:r>
-      <w:r>
-        <w:rPr>
-          <w:rFonts w:cs="Cambria"/>
-        </w:rPr>
-        <w:t xml:space="preserve"> Flow diagram of patient selection for the internal and external cohorts.</w:t>
-      </w:r>
-      <w:r>
-        <w:rPr>
-          <w:noProof/>
-        </w:rPr>
-        <w:drawing>
-          <wp:inline distT="0" distB="0" distL="0" distR="0" wp14:anchorId="77B7CCAE" wp14:editId="6134188F">
-            <wp:extent cx="5486400" cy="2905125"/>
-            <wp:effectExtent l="0" t="0" r="0" b="0"/>
-            <wp:docPr id="100000" name="Picture 100000"/>
-            <wp:cNvGraphicFramePr>
-              <a:graphicFrameLocks xmlns:a="http://schemas.openxmlformats.org/drawingml/2006/main" noChangeAspect="1"/>
-            </wp:cNvGraphicFramePr>
-            <a:graphic xmlns:a="http://schemas.openxmlformats.org/drawingml/2006/main">
-              <a:graphicData uri="http://schemas.openxmlformats.org/drawingml/2006/picture">
-                <pic:pic xmlns:pic="http://schemas.openxmlformats.org/drawingml/2006/picture">
-                  <pic:nvPicPr>
-                    <pic:cNvPr id="100000" name="image100000"/>
-                    <pic:cNvPicPr/>
-                  </pic:nvPicPr>
-                  <pic:blipFill>
-                    <a:blip r:embed="rId8"/>
-                    <a:stretch>
-                      <a:fillRect/>
-                    </a:stretch>
-                  </pic:blipFill>
-                  <pic:spPr>
-                    <a:xfrm>
-                      <a:off x="0" y="0"/>
-                      <a:ext cx="5486400" cy="2905125"/>
-                    </a:xfrm>
-                    <a:prstGeom prst="rect">
-                      <a:avLst/>
-                    </a:prstGeom>
-                  </pic:spPr>
-                </pic:pic>
-              </a:graphicData>
-            </a:graphic>
-          </wp:inline>
-        </w:drawing>
-      </w:r>
-      <w:r>
-        <w:rPr>
-          <w:rFonts w:cs="Cambria"/>
-          <w:b/>
-          <w:bCs/>
-        </w:rPr>
-        <w:t xml:space="preserve"> </w:t>
+        <w:t>Figure 1. Flow diagram of patient selection for the internal and external cohorts.</w:t>
       </w:r>
     </w:p>
     <w:p>
+      <w:pPr/>
       <w:r>
-        <w:rPr>
-          <w:rFonts w:cs="Cambria"/>
-        </w:rPr>
-        <w:lastRenderedPageBreak/>
-        <w:t>Age, sex, height, and weight were abstracted from the same clinical database used for patient matching and served as the baseline clinical predictors, collectively termed clinic4. Outcomes were defined as the presence or absence of a documented diagnosis of hypertension, diabetes mellitus, and chronic kidney disease — HTN, DM, and CKD, respectively — in the clinical database. Hypertension was present in 324 of 1,079 internal patients (30.0%) and 424 of 922 external patients (46.0%); diabetes mellitus in 202 internal patients (18.7%) and 285 external patients (30.9%); and chronic kidney disease in 83 internal patients (7.7%) and 168 external patients (18.2%).</w:t>
-      </w:r>
-    </w:p>
-    <w:p>
-      <w:pPr>
-        <w:rPr>
-          <w:rFonts w:eastAsia="맑은 고딕"/>
-        </w:rPr>
-      </w:pPr>
-      <w:r>
-        <w:rPr>
-          <w:rFonts w:cs="Cambria"/>
-        </w:rPr>
         <w:t>Baseline characteristics of the internal and external cohorts are summarized in Table 1. There were no missing values for age, sex, height, weight, BMI, comorbidity, or scanner vendor in either cohort.</w:t>
       </w:r>
     </w:p>
     <w:p>
-      <w:pPr>
-        <w:rPr>
-          <w:rFonts w:eastAsia="맑은 고딕"/>
-        </w:rPr>
-      </w:pPr>
+      <w:pPr/>
       <w:r>
-        <w:rPr>
-          <w:rFonts w:cs="Cambria"/>
-          <w:b/>
-          <w:bCs/>
-        </w:rPr>
         <w:t>Table 1. Baseline Characteristics of the Patients</w:t>
       </w:r>
     </w:p>
     <w:tbl>
       <w:tblPr>
         <w:tblStyle w:val="28"/>
-        <w:tblW w:w="5000" w:type="pct"/>
-        <w:tblLook w:val="07E0" w:firstRow="1" w:lastRow="1" w:firstColumn="1" w:lastColumn="1" w:noHBand="1" w:noVBand="1"/>
+        <w:tblW w:type="auto" w:w="0"/>
+        <w:tblLook w:firstColumn="1" w:firstRow="1" w:lastColumn="0" w:lastRow="0" w:noHBand="0" w:noVBand="1" w:val="04A0"/>
       </w:tblPr>
       <w:tblGrid>
-        <w:gridCol w:w="3540"/>
-        <w:gridCol w:w="2069"/>
-        <w:gridCol w:w="2106"/>
-        <w:gridCol w:w="1141"/>
+        <w:gridCol w:w="2160"/>
+        <w:gridCol w:w="2160"/>
+        <w:gridCol w:w="2160"/>
+        <w:gridCol w:w="2160"/>
       </w:tblGrid>
       <w:tr>
-        <w:trPr>
-          <w:cnfStyle w:val="100000000000" w:firstRow="1" w:lastRow="0" w:firstColumn="0" w:lastColumn="0" w:oddVBand="0" w:evenVBand="0" w:oddHBand="0" w:evenHBand="0" w:firstRowFirstColumn="0" w:firstRowLastColumn="0" w:lastRowFirstColumn="0" w:lastRowLastColumn="0"/>
-          <w:trHeight w:val="397"/>
-        </w:trPr>
         <w:tc>
           <w:tcPr>
-            <w:cnfStyle w:val="001000000000" w:firstRow="0" w:lastRow="0" w:firstColumn="1" w:lastColumn="0" w:oddVBand="0" w:evenVBand="0" w:oddHBand="0" w:evenHBand="0" w:firstRowFirstColumn="0" w:firstRowLastColumn="0" w:lastRowFirstColumn="0" w:lastRowLastColumn="0"/>
-            <w:tcW w:w="1999" w:type="pct"/>
+            <w:tcW w:type="dxa" w:w="2160"/>
           </w:tcPr>
           <w:p>
-            <w:pPr>
-              <w:jc w:val="center"/>
-            </w:pPr>
+            <w:r/>
             <w:r>
               <w:rPr>
-                <w:rFonts w:cs="Cambria"/>
+                <w:b/>
               </w:rPr>
               <w:t>Characteristic</w:t>
             </w:r>
@@ -217,16 +108,13 @@
         </w:tc>
         <w:tc>
           <w:tcPr>
-            <w:tcW w:w="1168" w:type="pct"/>
+            <w:tcW w:type="dxa" w:w="2160"/>
           </w:tcPr>
           <w:p>
-            <w:pPr>
-              <w:jc w:val="center"/>
-              <w:cnfStyle w:val="100000000000" w:firstRow="1" w:lastRow="0" w:firstColumn="0" w:lastColumn="0" w:oddVBand="0" w:evenVBand="0" w:oddHBand="0" w:evenHBand="0" w:firstRowFirstColumn="0" w:firstRowLastColumn="0" w:lastRowFirstColumn="0" w:lastRowLastColumn="0"/>
-            </w:pPr>
+            <w:r/>
             <w:r>
               <w:rPr>
-                <w:rFonts w:cs="Cambria"/>
+                <w:b/>
               </w:rPr>
               <w:t>Internal cohort</w:t>
             </w:r>
@@ -235,24 +123,21 @@
             </w:r>
             <w:r>
               <w:rPr>
-                <w:rFonts w:cs="Cambria"/>
+                <w:b/>
               </w:rPr>
-              <w:t>(n = 1,079)</w:t>
+              <w:t>(n = 1,088)</w:t>
             </w:r>
           </w:p>
         </w:tc>
         <w:tc>
           <w:tcPr>
-            <w:tcW w:w="1189" w:type="pct"/>
+            <w:tcW w:type="dxa" w:w="2160"/>
           </w:tcPr>
           <w:p>
-            <w:pPr>
-              <w:jc w:val="center"/>
-              <w:cnfStyle w:val="100000000000" w:firstRow="1" w:lastRow="0" w:firstColumn="0" w:lastColumn="0" w:oddVBand="0" w:evenVBand="0" w:oddHBand="0" w:evenHBand="0" w:firstRowFirstColumn="0" w:firstRowLastColumn="0" w:lastRowFirstColumn="0" w:lastRowLastColumn="0"/>
-            </w:pPr>
+            <w:r/>
             <w:r>
               <w:rPr>
-                <w:rFonts w:cs="Cambria"/>
+                <w:b/>
               </w:rPr>
               <w:t>External cohort</w:t>
             </w:r>
@@ -261,24 +146,21 @@
             </w:r>
             <w:r>
               <w:rPr>
-                <w:rFonts w:cs="Cambria"/>
+                <w:b/>
               </w:rPr>
-              <w:t>(n = 922)</w:t>
+              <w:t>(n = 925)</w:t>
             </w:r>
           </w:p>
         </w:tc>
         <w:tc>
           <w:tcPr>
-            <w:cnfStyle w:val="000100000000" w:firstRow="0" w:lastRow="0" w:firstColumn="0" w:lastColumn="1" w:oddVBand="0" w:evenVBand="0" w:oddHBand="0" w:evenHBand="0" w:firstRowFirstColumn="0" w:firstRowLastColumn="0" w:lastRowFirstColumn="0" w:lastRowLastColumn="0"/>
-            <w:tcW w:w="644" w:type="pct"/>
+            <w:tcW w:type="dxa" w:w="2160"/>
           </w:tcPr>
           <w:p>
-            <w:pPr>
-              <w:jc w:val="center"/>
-            </w:pPr>
+            <w:r/>
             <w:r>
               <w:rPr>
-                <w:rFonts w:cs="Cambria"/>
+                <w:b/>
               </w:rPr>
               <w:t>p-value</w:t>
             </w:r>
@@ -286,1784 +168,1041 @@
         </w:tc>
       </w:tr>
       <w:tr>
-        <w:trPr>
-          <w:trHeight w:val="397"/>
-        </w:trPr>
         <w:tc>
           <w:tcPr>
-            <w:cnfStyle w:val="001000000000" w:firstRow="0" w:lastRow="0" w:firstColumn="1" w:lastColumn="0" w:oddVBand="0" w:evenVBand="0" w:oddHBand="0" w:evenHBand="0" w:firstRowFirstColumn="0" w:firstRowLastColumn="0" w:lastRowFirstColumn="0" w:lastRowLastColumn="0"/>
-            <w:tcW w:w="1999" w:type="pct"/>
+            <w:tcW w:type="dxa" w:w="2160"/>
           </w:tcPr>
           <w:p>
-            <w:pPr>
-              <w:jc w:val="both"/>
-            </w:pPr>
+            <w:r/>
             <w:r>
-              <w:rPr>
-                <w:rFonts w:cs="Cambria"/>
-              </w:rPr>
               <w:t>Age, years, mean ± SD</w:t>
             </w:r>
           </w:p>
         </w:tc>
         <w:tc>
           <w:tcPr>
-            <w:tcW w:w="1168" w:type="pct"/>
+            <w:tcW w:type="dxa" w:w="2160"/>
           </w:tcPr>
           <w:p>
-            <w:pPr>
-              <w:jc w:val="center"/>
-              <w:cnfStyle w:val="000000000000" w:firstRow="0" w:lastRow="0" w:firstColumn="0" w:lastColumn="0" w:oddVBand="0" w:evenVBand="0" w:oddHBand="0" w:evenHBand="0" w:firstRowFirstColumn="0" w:firstRowLastColumn="0" w:lastRowFirstColumn="0" w:lastRowLastColumn="0"/>
-            </w:pPr>
+            <w:r/>
             <w:r>
-              <w:rPr>
-                <w:rFonts w:cs="Cambria"/>
-              </w:rPr>
               <w:t>57.1 ± 12.1</w:t>
             </w:r>
           </w:p>
         </w:tc>
         <w:tc>
           <w:tcPr>
-            <w:tcW w:w="1189" w:type="pct"/>
+            <w:tcW w:type="dxa" w:w="2160"/>
           </w:tcPr>
           <w:p>
-            <w:pPr>
-              <w:jc w:val="center"/>
-              <w:cnfStyle w:val="000000000000" w:firstRow="0" w:lastRow="0" w:firstColumn="0" w:lastColumn="0" w:oddVBand="0" w:evenVBand="0" w:oddHBand="0" w:evenHBand="0" w:firstRowFirstColumn="0" w:firstRowLastColumn="0" w:lastRowFirstColumn="0" w:lastRowLastColumn="0"/>
-            </w:pPr>
+            <w:r/>
             <w:r>
-              <w:rPr>
-                <w:rFonts w:cs="Cambria"/>
-              </w:rPr>
               <w:t>59.5 ± 12.7</w:t>
             </w:r>
           </w:p>
         </w:tc>
         <w:tc>
           <w:tcPr>
-            <w:cnfStyle w:val="000100000000" w:firstRow="0" w:lastRow="0" w:firstColumn="0" w:lastColumn="1" w:oddVBand="0" w:evenVBand="0" w:oddHBand="0" w:evenHBand="0" w:firstRowFirstColumn="0" w:firstRowLastColumn="0" w:lastRowFirstColumn="0" w:lastRowLastColumn="0"/>
-            <w:tcW w:w="644" w:type="pct"/>
+            <w:tcW w:type="dxa" w:w="2160"/>
           </w:tcPr>
           <w:p>
-            <w:pPr>
-              <w:jc w:val="center"/>
-            </w:pPr>
+            <w:r/>
             <w:r>
-              <w:rPr>
-                <w:rFonts w:cs="Cambria"/>
-              </w:rPr>
               <w:t>&lt;0.001</w:t>
             </w:r>
           </w:p>
         </w:tc>
       </w:tr>
       <w:tr>
-        <w:trPr>
-          <w:trHeight w:val="397"/>
-        </w:trPr>
         <w:tc>
           <w:tcPr>
-            <w:cnfStyle w:val="001000000000" w:firstRow="0" w:lastRow="0" w:firstColumn="1" w:lastColumn="0" w:oddVBand="0" w:evenVBand="0" w:oddHBand="0" w:evenHBand="0" w:firstRowFirstColumn="0" w:firstRowLastColumn="0" w:lastRowFirstColumn="0" w:lastRowLastColumn="0"/>
-            <w:tcW w:w="1999" w:type="pct"/>
+            <w:tcW w:type="dxa" w:w="2160"/>
           </w:tcPr>
           <w:p>
-            <w:pPr>
-              <w:jc w:val="both"/>
-            </w:pPr>
+            <w:r/>
             <w:r>
-              <w:rPr>
-                <w:rFonts w:cs="Cambria"/>
-              </w:rPr>
               <w:t>Age, years, range</w:t>
             </w:r>
           </w:p>
         </w:tc>
         <w:tc>
           <w:tcPr>
-            <w:tcW w:w="1168" w:type="pct"/>
+            <w:tcW w:type="dxa" w:w="2160"/>
           </w:tcPr>
           <w:p>
-            <w:pPr>
-              <w:jc w:val="center"/>
-              <w:cnfStyle w:val="000000000000" w:firstRow="0" w:lastRow="0" w:firstColumn="0" w:lastColumn="0" w:oddVBand="0" w:evenVBand="0" w:oddHBand="0" w:evenHBand="0" w:firstRowFirstColumn="0" w:firstRowLastColumn="0" w:lastRowFirstColumn="0" w:lastRowLastColumn="0"/>
-            </w:pPr>
+            <w:r/>
             <w:r>
-              <w:rPr>
-                <w:rFonts w:cs="Cambria"/>
-              </w:rPr>
               <w:t>20–91</w:t>
             </w:r>
           </w:p>
         </w:tc>
         <w:tc>
           <w:tcPr>
-            <w:tcW w:w="1189" w:type="pct"/>
+            <w:tcW w:type="dxa" w:w="2160"/>
           </w:tcPr>
           <w:p>
-            <w:pPr>
-              <w:jc w:val="center"/>
-              <w:cnfStyle w:val="000000000000" w:firstRow="0" w:lastRow="0" w:firstColumn="0" w:lastColumn="0" w:oddVBand="0" w:evenVBand="0" w:oddHBand="0" w:evenHBand="0" w:firstRowFirstColumn="0" w:firstRowLastColumn="0" w:lastRowFirstColumn="0" w:lastRowLastColumn="0"/>
-            </w:pPr>
+            <w:r/>
             <w:r>
-              <w:rPr>
-                <w:rFonts w:cs="Cambria"/>
-              </w:rPr>
               <w:t>20–90</w:t>
             </w:r>
           </w:p>
         </w:tc>
         <w:tc>
           <w:tcPr>
-            <w:cnfStyle w:val="000100000000" w:firstRow="0" w:lastRow="0" w:firstColumn="0" w:lastColumn="1" w:oddVBand="0" w:evenVBand="0" w:oddHBand="0" w:evenHBand="0" w:firstRowFirstColumn="0" w:firstRowLastColumn="0" w:lastRowFirstColumn="0" w:lastRowLastColumn="0"/>
-            <w:tcW w:w="644" w:type="pct"/>
+            <w:tcW w:type="dxa" w:w="2160"/>
           </w:tcPr>
           <w:p>
-            <w:pPr>
-              <w:jc w:val="center"/>
-            </w:pPr>
+            <w:r/>
+            <w:r/>
           </w:p>
         </w:tc>
       </w:tr>
       <w:tr>
-        <w:trPr>
-          <w:trHeight w:val="397"/>
-        </w:trPr>
         <w:tc>
           <w:tcPr>
-            <w:cnfStyle w:val="001000000000" w:firstRow="0" w:lastRow="0" w:firstColumn="1" w:lastColumn="0" w:oddVBand="0" w:evenVBand="0" w:oddHBand="0" w:evenHBand="0" w:firstRowFirstColumn="0" w:firstRowLastColumn="0" w:lastRowFirstColumn="0" w:lastRowLastColumn="0"/>
-            <w:tcW w:w="1999" w:type="pct"/>
+            <w:tcW w:type="dxa" w:w="2160"/>
           </w:tcPr>
           <w:p>
-            <w:pPr>
-              <w:jc w:val="both"/>
-            </w:pPr>
+            <w:r/>
             <w:r>
-              <w:rPr>
-                <w:rFonts w:cs="Cambria"/>
-              </w:rPr>
               <w:t>Sex, n (%)</w:t>
             </w:r>
           </w:p>
         </w:tc>
         <w:tc>
           <w:tcPr>
-            <w:tcW w:w="1168" w:type="pct"/>
+            <w:tcW w:type="dxa" w:w="2160"/>
           </w:tcPr>
           <w:p>
-            <w:pPr>
-              <w:jc w:val="center"/>
-              <w:cnfStyle w:val="000000000000" w:firstRow="0" w:lastRow="0" w:firstColumn="0" w:lastColumn="0" w:oddVBand="0" w:evenVBand="0" w:oddHBand="0" w:evenHBand="0" w:firstRowFirstColumn="0" w:firstRowLastColumn="0" w:lastRowFirstColumn="0" w:lastRowLastColumn="0"/>
-            </w:pPr>
+            <w:r/>
+            <w:r/>
           </w:p>
         </w:tc>
         <w:tc>
           <w:tcPr>
-            <w:tcW w:w="1189" w:type="pct"/>
+            <w:tcW w:type="dxa" w:w="2160"/>
           </w:tcPr>
           <w:p>
-            <w:pPr>
-              <w:jc w:val="center"/>
-              <w:cnfStyle w:val="000000000000" w:firstRow="0" w:lastRow="0" w:firstColumn="0" w:lastColumn="0" w:oddVBand="0" w:evenVBand="0" w:oddHBand="0" w:evenHBand="0" w:firstRowFirstColumn="0" w:firstRowLastColumn="0" w:lastRowFirstColumn="0" w:lastRowLastColumn="0"/>
-            </w:pPr>
+            <w:r/>
+            <w:r/>
           </w:p>
         </w:tc>
         <w:tc>
           <w:tcPr>
-            <w:cnfStyle w:val="000100000000" w:firstRow="0" w:lastRow="0" w:firstColumn="0" w:lastColumn="1" w:oddVBand="0" w:evenVBand="0" w:oddHBand="0" w:evenHBand="0" w:firstRowFirstColumn="0" w:firstRowLastColumn="0" w:lastRowFirstColumn="0" w:lastRowLastColumn="0"/>
-            <w:tcW w:w="644" w:type="pct"/>
+            <w:tcW w:type="dxa" w:w="2160"/>
           </w:tcPr>
           <w:p>
-            <w:pPr>
-              <w:jc w:val="center"/>
-            </w:pPr>
+            <w:r/>
             <w:r>
-              <w:rPr>
-                <w:rFonts w:cs="Cambria"/>
-              </w:rPr>
               <w:t>&lt;0.001</w:t>
             </w:r>
           </w:p>
         </w:tc>
       </w:tr>
       <w:tr>
-        <w:trPr>
-          <w:trHeight w:val="397"/>
-        </w:trPr>
         <w:tc>
           <w:tcPr>
-            <w:cnfStyle w:val="001000000000" w:firstRow="0" w:lastRow="0" w:firstColumn="1" w:lastColumn="0" w:oddVBand="0" w:evenVBand="0" w:oddHBand="0" w:evenHBand="0" w:firstRowFirstColumn="0" w:firstRowLastColumn="0" w:lastRowFirstColumn="0" w:lastRowLastColumn="0"/>
-            <w:tcW w:w="1999" w:type="pct"/>
+            <w:tcW w:type="dxa" w:w="2160"/>
           </w:tcPr>
           <w:p>
-            <w:pPr>
-              <w:jc w:val="both"/>
-            </w:pPr>
+            <w:r/>
             <w:r>
-              <w:rPr>
-                <w:rFonts w:cs="Cambria"/>
-              </w:rPr>
               <w:t>— Female</w:t>
             </w:r>
           </w:p>
         </w:tc>
         <w:tc>
           <w:tcPr>
-            <w:tcW w:w="1168" w:type="pct"/>
+            <w:tcW w:type="dxa" w:w="2160"/>
           </w:tcPr>
           <w:p>
-            <w:pPr>
-              <w:jc w:val="center"/>
-              <w:cnfStyle w:val="000000000000" w:firstRow="0" w:lastRow="0" w:firstColumn="0" w:lastColumn="0" w:oddVBand="0" w:evenVBand="0" w:oddHBand="0" w:evenHBand="0" w:firstRowFirstColumn="0" w:firstRowLastColumn="0" w:lastRowFirstColumn="0" w:lastRowLastColumn="0"/>
-            </w:pPr>
+            <w:r/>
             <w:r>
-              <w:rPr>
-                <w:rFonts w:cs="Cambria"/>
-              </w:rPr>
-              <w:t>692 (64.1)</w:t>
+              <w:t>698 (64.2)</w:t>
             </w:r>
           </w:p>
         </w:tc>
         <w:tc>
           <w:tcPr>
-            <w:tcW w:w="1189" w:type="pct"/>
+            <w:tcW w:type="dxa" w:w="2160"/>
           </w:tcPr>
           <w:p>
-            <w:pPr>
-              <w:jc w:val="center"/>
-              <w:cnfStyle w:val="000000000000" w:firstRow="0" w:lastRow="0" w:firstColumn="0" w:lastColumn="0" w:oddVBand="0" w:evenVBand="0" w:oddHBand="0" w:evenHBand="0" w:firstRowFirstColumn="0" w:firstRowLastColumn="0" w:lastRowFirstColumn="0" w:lastRowLastColumn="0"/>
-            </w:pPr>
+            <w:r/>
             <w:r>
-              <w:rPr>
-                <w:rFonts w:cs="Cambria"/>
-              </w:rPr>
-              <w:t>497 (53.9)</w:t>
+              <w:t>498 (53.8)</w:t>
             </w:r>
           </w:p>
         </w:tc>
         <w:tc>
           <w:tcPr>
-            <w:cnfStyle w:val="000100000000" w:firstRow="0" w:lastRow="0" w:firstColumn="0" w:lastColumn="1" w:oddVBand="0" w:evenVBand="0" w:oddHBand="0" w:evenHBand="0" w:firstRowFirstColumn="0" w:firstRowLastColumn="0" w:lastRowFirstColumn="0" w:lastRowLastColumn="0"/>
-            <w:tcW w:w="644" w:type="pct"/>
+            <w:tcW w:type="dxa" w:w="2160"/>
           </w:tcPr>
           <w:p>
-            <w:pPr>
-              <w:jc w:val="center"/>
-            </w:pPr>
+            <w:r/>
+            <w:r/>
           </w:p>
         </w:tc>
       </w:tr>
       <w:tr>
-        <w:trPr>
-          <w:trHeight w:val="397"/>
-        </w:trPr>
         <w:tc>
           <w:tcPr>
-            <w:cnfStyle w:val="001000000000" w:firstRow="0" w:lastRow="0" w:firstColumn="1" w:lastColumn="0" w:oddVBand="0" w:evenVBand="0" w:oddHBand="0" w:evenHBand="0" w:firstRowFirstColumn="0" w:firstRowLastColumn="0" w:lastRowFirstColumn="0" w:lastRowLastColumn="0"/>
-            <w:tcW w:w="1999" w:type="pct"/>
+            <w:tcW w:type="dxa" w:w="2160"/>
           </w:tcPr>
           <w:p>
-            <w:pPr>
-              <w:jc w:val="both"/>
-            </w:pPr>
+            <w:r/>
             <w:r>
-              <w:rPr>
-                <w:rFonts w:cs="Cambria"/>
-              </w:rPr>
               <w:t>— Male</w:t>
             </w:r>
           </w:p>
         </w:tc>
         <w:tc>
           <w:tcPr>
-            <w:tcW w:w="1168" w:type="pct"/>
+            <w:tcW w:type="dxa" w:w="2160"/>
           </w:tcPr>
           <w:p>
-            <w:pPr>
-              <w:jc w:val="center"/>
-              <w:cnfStyle w:val="000000000000" w:firstRow="0" w:lastRow="0" w:firstColumn="0" w:lastColumn="0" w:oddVBand="0" w:evenVBand="0" w:oddHBand="0" w:evenHBand="0" w:firstRowFirstColumn="0" w:firstRowLastColumn="0" w:lastRowFirstColumn="0" w:lastRowLastColumn="0"/>
-            </w:pPr>
+            <w:r/>
             <w:r>
-              <w:rPr>
-                <w:rFonts w:cs="Cambria"/>
-              </w:rPr>
-              <w:t>387 (35.9)</w:t>
+              <w:t>390 (35.8)</w:t>
             </w:r>
           </w:p>
         </w:tc>
         <w:tc>
           <w:tcPr>
-            <w:tcW w:w="1189" w:type="pct"/>
+            <w:tcW w:type="dxa" w:w="2160"/>
           </w:tcPr>
           <w:p>
-            <w:pPr>
-              <w:jc w:val="center"/>
-              <w:cnfStyle w:val="000000000000" w:firstRow="0" w:lastRow="0" w:firstColumn="0" w:lastColumn="0" w:oddVBand="0" w:evenVBand="0" w:oddHBand="0" w:evenHBand="0" w:firstRowFirstColumn="0" w:firstRowLastColumn="0" w:lastRowFirstColumn="0" w:lastRowLastColumn="0"/>
-            </w:pPr>
+            <w:r/>
             <w:r>
-              <w:rPr>
-                <w:rFonts w:cs="Cambria"/>
-              </w:rPr>
-              <w:t>425 (46.1)</w:t>
+              <w:t>427 (46.2)</w:t>
             </w:r>
           </w:p>
         </w:tc>
         <w:tc>
           <w:tcPr>
-            <w:cnfStyle w:val="000100000000" w:firstRow="0" w:lastRow="0" w:firstColumn="0" w:lastColumn="1" w:oddVBand="0" w:evenVBand="0" w:oddHBand="0" w:evenHBand="0" w:firstRowFirstColumn="0" w:firstRowLastColumn="0" w:lastRowFirstColumn="0" w:lastRowLastColumn="0"/>
-            <w:tcW w:w="644" w:type="pct"/>
+            <w:tcW w:type="dxa" w:w="2160"/>
           </w:tcPr>
           <w:p>
-            <w:pPr>
-              <w:jc w:val="center"/>
-            </w:pPr>
+            <w:r/>
+            <w:r/>
           </w:p>
         </w:tc>
       </w:tr>
       <w:tr>
-        <w:trPr>
-          <w:trHeight w:val="397"/>
-        </w:trPr>
         <w:tc>
           <w:tcPr>
-            <w:cnfStyle w:val="001000000000" w:firstRow="0" w:lastRow="0" w:firstColumn="1" w:lastColumn="0" w:oddVBand="0" w:evenVBand="0" w:oddHBand="0" w:evenHBand="0" w:firstRowFirstColumn="0" w:firstRowLastColumn="0" w:lastRowFirstColumn="0" w:lastRowLastColumn="0"/>
-            <w:tcW w:w="1999" w:type="pct"/>
+            <w:tcW w:type="dxa" w:w="2160"/>
           </w:tcPr>
           <w:p>
-            <w:pPr>
-              <w:jc w:val="both"/>
-            </w:pPr>
+            <w:r/>
             <w:r>
-              <w:rPr>
-                <w:rFonts w:cs="Cambria"/>
-              </w:rPr>
               <w:t>Height, cm, mean ± SD</w:t>
             </w:r>
           </w:p>
         </w:tc>
         <w:tc>
           <w:tcPr>
-            <w:tcW w:w="1168" w:type="pct"/>
+            <w:tcW w:type="dxa" w:w="2160"/>
           </w:tcPr>
           <w:p>
-            <w:pPr>
-              <w:jc w:val="center"/>
-              <w:cnfStyle w:val="000000000000" w:firstRow="0" w:lastRow="0" w:firstColumn="0" w:lastColumn="0" w:oddVBand="0" w:evenVBand="0" w:oddHBand="0" w:evenHBand="0" w:firstRowFirstColumn="0" w:firstRowLastColumn="0" w:lastRowFirstColumn="0" w:lastRowLastColumn="0"/>
-            </w:pPr>
+            <w:r/>
             <w:r>
-              <w:rPr>
-                <w:rFonts w:cs="Cambria"/>
-              </w:rPr>
               <w:t>162.2 ± 8.2</w:t>
             </w:r>
           </w:p>
         </w:tc>
         <w:tc>
           <w:tcPr>
-            <w:tcW w:w="1189" w:type="pct"/>
+            <w:tcW w:type="dxa" w:w="2160"/>
           </w:tcPr>
           <w:p>
-            <w:pPr>
-              <w:jc w:val="center"/>
-              <w:cnfStyle w:val="000000000000" w:firstRow="0" w:lastRow="0" w:firstColumn="0" w:lastColumn="0" w:oddVBand="0" w:evenVBand="0" w:oddHBand="0" w:evenHBand="0" w:firstRowFirstColumn="0" w:firstRowLastColumn="0" w:lastRowFirstColumn="0" w:lastRowLastColumn="0"/>
-            </w:pPr>
+            <w:r/>
             <w:r>
-              <w:rPr>
-                <w:rFonts w:cs="Cambria"/>
-              </w:rPr>
               <w:t>162.5 ± 8.6</w:t>
             </w:r>
           </w:p>
         </w:tc>
         <w:tc>
           <w:tcPr>
-            <w:cnfStyle w:val="000100000000" w:firstRow="0" w:lastRow="0" w:firstColumn="0" w:lastColumn="1" w:oddVBand="0" w:evenVBand="0" w:oddHBand="0" w:evenHBand="0" w:firstRowFirstColumn="0" w:firstRowLastColumn="0" w:lastRowFirstColumn="0" w:lastRowLastColumn="0"/>
-            <w:tcW w:w="644" w:type="pct"/>
+            <w:tcW w:type="dxa" w:w="2160"/>
           </w:tcPr>
           <w:p>
-            <w:pPr>
-              <w:jc w:val="center"/>
-            </w:pPr>
+            <w:r/>
             <w:r>
-              <w:rPr>
-                <w:rFonts w:cs="Cambria"/>
-              </w:rPr>
-              <w:t>0.401</w:t>
+              <w:t>0.414</w:t>
             </w:r>
           </w:p>
         </w:tc>
       </w:tr>
       <w:tr>
-        <w:trPr>
-          <w:trHeight w:val="397"/>
-        </w:trPr>
         <w:tc>
           <w:tcPr>
-            <w:cnfStyle w:val="001000000000" w:firstRow="0" w:lastRow="0" w:firstColumn="1" w:lastColumn="0" w:oddVBand="0" w:evenVBand="0" w:oddHBand="0" w:evenHBand="0" w:firstRowFirstColumn="0" w:firstRowLastColumn="0" w:lastRowFirstColumn="0" w:lastRowLastColumn="0"/>
-            <w:tcW w:w="1999" w:type="pct"/>
+            <w:tcW w:type="dxa" w:w="2160"/>
           </w:tcPr>
           <w:p>
-            <w:pPr>
-              <w:jc w:val="both"/>
-            </w:pPr>
+            <w:r/>
             <w:r>
-              <w:rPr>
-                <w:rFonts w:cs="Cambria"/>
-              </w:rPr>
               <w:t>Weight, kg, mean ± SD</w:t>
             </w:r>
           </w:p>
         </w:tc>
         <w:tc>
           <w:tcPr>
-            <w:tcW w:w="1168" w:type="pct"/>
+            <w:tcW w:type="dxa" w:w="2160"/>
           </w:tcPr>
           <w:p>
-            <w:pPr>
-              <w:jc w:val="center"/>
-              <w:cnfStyle w:val="000000000000" w:firstRow="0" w:lastRow="0" w:firstColumn="0" w:lastColumn="0" w:oddVBand="0" w:evenVBand="0" w:oddHBand="0" w:evenHBand="0" w:firstRowFirstColumn="0" w:firstRowLastColumn="0" w:lastRowFirstColumn="0" w:lastRowLastColumn="0"/>
-            </w:pPr>
+            <w:r/>
             <w:r>
-              <w:rPr>
-                <w:rFonts w:cs="Cambria"/>
-              </w:rPr>
               <w:t>61.9 ± 10.6</w:t>
             </w:r>
           </w:p>
         </w:tc>
         <w:tc>
           <w:tcPr>
-            <w:tcW w:w="1189" w:type="pct"/>
+            <w:tcW w:type="dxa" w:w="2160"/>
           </w:tcPr>
           <w:p>
-            <w:pPr>
-              <w:jc w:val="center"/>
-              <w:cnfStyle w:val="000000000000" w:firstRow="0" w:lastRow="0" w:firstColumn="0" w:lastColumn="0" w:oddVBand="0" w:evenVBand="0" w:oddHBand="0" w:evenHBand="0" w:firstRowFirstColumn="0" w:firstRowLastColumn="0" w:lastRowFirstColumn="0" w:lastRowLastColumn="0"/>
-            </w:pPr>
+            <w:r/>
             <w:r>
-              <w:rPr>
-                <w:rFonts w:cs="Cambria"/>
-              </w:rPr>
               <w:t>61.8 ± 11.4</w:t>
             </w:r>
           </w:p>
         </w:tc>
         <w:tc>
           <w:tcPr>
-            <w:cnfStyle w:val="000100000000" w:firstRow="0" w:lastRow="0" w:firstColumn="0" w:lastColumn="1" w:oddVBand="0" w:evenVBand="0" w:oddHBand="0" w:evenHBand="0" w:firstRowFirstColumn="0" w:firstRowLastColumn="0" w:lastRowFirstColumn="0" w:lastRowLastColumn="0"/>
-            <w:tcW w:w="644" w:type="pct"/>
+            <w:tcW w:type="dxa" w:w="2160"/>
           </w:tcPr>
           <w:p>
-            <w:pPr>
-              <w:jc w:val="center"/>
-            </w:pPr>
+            <w:r/>
             <w:r>
-              <w:rPr>
-                <w:rFonts w:cs="Cambria"/>
-              </w:rPr>
-              <w:t>0.873</w:t>
+              <w:t>0.843</w:t>
             </w:r>
           </w:p>
         </w:tc>
       </w:tr>
       <w:tr>
-        <w:trPr>
-          <w:trHeight w:val="397"/>
-        </w:trPr>
         <w:tc>
           <w:tcPr>
-            <w:cnfStyle w:val="001000000000" w:firstRow="0" w:lastRow="0" w:firstColumn="1" w:lastColumn="0" w:oddVBand="0" w:evenVBand="0" w:oddHBand="0" w:evenHBand="0" w:firstRowFirstColumn="0" w:firstRowLastColumn="0" w:lastRowFirstColumn="0" w:lastRowLastColumn="0"/>
-            <w:tcW w:w="1999" w:type="pct"/>
+            <w:tcW w:type="dxa" w:w="2160"/>
           </w:tcPr>
           <w:p>
-            <w:pPr>
-              <w:jc w:val="both"/>
-            </w:pPr>
+            <w:r/>
             <w:r>
-              <w:rPr>
-                <w:rFonts w:cs="Cambria"/>
-              </w:rPr>
               <w:t>BMI, kg/m², mean ± SD</w:t>
             </w:r>
           </w:p>
         </w:tc>
         <w:tc>
           <w:tcPr>
-            <w:tcW w:w="1168" w:type="pct"/>
+            <w:tcW w:type="dxa" w:w="2160"/>
           </w:tcPr>
           <w:p>
-            <w:pPr>
-              <w:jc w:val="center"/>
-              <w:cnfStyle w:val="000000000000" w:firstRow="0" w:lastRow="0" w:firstColumn="0" w:lastColumn="0" w:oddVBand="0" w:evenVBand="0" w:oddHBand="0" w:evenHBand="0" w:firstRowFirstColumn="0" w:firstRowLastColumn="0" w:lastRowFirstColumn="0" w:lastRowLastColumn="0"/>
-            </w:pPr>
+            <w:r/>
             <w:r>
-              <w:rPr>
-                <w:rFonts w:cs="Cambria"/>
-              </w:rPr>
               <w:t>23.5 ± 3.1</w:t>
             </w:r>
           </w:p>
         </w:tc>
         <w:tc>
           <w:tcPr>
-            <w:tcW w:w="1189" w:type="pct"/>
+            <w:tcW w:type="dxa" w:w="2160"/>
           </w:tcPr>
           <w:p>
-            <w:pPr>
-              <w:jc w:val="center"/>
-              <w:cnfStyle w:val="000000000000" w:firstRow="0" w:lastRow="0" w:firstColumn="0" w:lastColumn="0" w:oddVBand="0" w:evenVBand="0" w:oddHBand="0" w:evenHBand="0" w:firstRowFirstColumn="0" w:firstRowLastColumn="0" w:lastRowFirstColumn="0" w:lastRowLastColumn="0"/>
-            </w:pPr>
+            <w:r/>
             <w:r>
-              <w:rPr>
-                <w:rFonts w:cs="Cambria"/>
-              </w:rPr>
               <w:t>23.3 ± 3.4</w:t>
             </w:r>
           </w:p>
         </w:tc>
         <w:tc>
           <w:tcPr>
-            <w:cnfStyle w:val="000100000000" w:firstRow="0" w:lastRow="0" w:firstColumn="0" w:lastColumn="1" w:oddVBand="0" w:evenVBand="0" w:oddHBand="0" w:evenHBand="0" w:firstRowFirstColumn="0" w:firstRowLastColumn="0" w:lastRowFirstColumn="0" w:lastRowLastColumn="0"/>
-            <w:tcW w:w="644" w:type="pct"/>
+            <w:tcW w:type="dxa" w:w="2160"/>
           </w:tcPr>
           <w:p>
-            <w:pPr>
-              <w:jc w:val="center"/>
-            </w:pPr>
+            <w:r/>
             <w:r>
-              <w:rPr>
-                <w:rFonts w:cs="Cambria"/>
-              </w:rPr>
-              <w:t>0.383</w:t>
+              <w:t>0.353</w:t>
             </w:r>
           </w:p>
         </w:tc>
       </w:tr>
       <w:tr>
-        <w:trPr>
-          <w:trHeight w:val="397"/>
-        </w:trPr>
         <w:tc>
           <w:tcPr>
-            <w:cnfStyle w:val="001000000000" w:firstRow="0" w:lastRow="0" w:firstColumn="1" w:lastColumn="0" w:oddVBand="0" w:evenVBand="0" w:oddHBand="0" w:evenHBand="0" w:firstRowFirstColumn="0" w:firstRowLastColumn="0" w:lastRowFirstColumn="0" w:lastRowLastColumn="0"/>
-            <w:tcW w:w="1999" w:type="pct"/>
+            <w:tcW w:type="dxa" w:w="2160"/>
           </w:tcPr>
           <w:p>
-            <w:pPr>
-              <w:jc w:val="both"/>
-            </w:pPr>
+            <w:r/>
             <w:r>
-              <w:rPr>
-                <w:rFonts w:cs="Cambria"/>
-              </w:rPr>
               <w:t>Hypertension, n (%)</w:t>
             </w:r>
           </w:p>
         </w:tc>
         <w:tc>
           <w:tcPr>
-            <w:tcW w:w="1168" w:type="pct"/>
+            <w:tcW w:type="dxa" w:w="2160"/>
           </w:tcPr>
           <w:p>
-            <w:pPr>
-              <w:jc w:val="center"/>
-              <w:cnfStyle w:val="000000000000" w:firstRow="0" w:lastRow="0" w:firstColumn="0" w:lastColumn="0" w:oddVBand="0" w:evenVBand="0" w:oddHBand="0" w:evenHBand="0" w:firstRowFirstColumn="0" w:firstRowLastColumn="0" w:lastRowFirstColumn="0" w:lastRowLastColumn="0"/>
-            </w:pPr>
+            <w:r/>
             <w:r>
-              <w:rPr>
-                <w:rFonts w:cs="Cambria"/>
-              </w:rPr>
-              <w:t>324 (30.0)</w:t>
+              <w:t>329 (30.2)</w:t>
             </w:r>
           </w:p>
         </w:tc>
         <w:tc>
           <w:tcPr>
-            <w:tcW w:w="1189" w:type="pct"/>
+            <w:tcW w:type="dxa" w:w="2160"/>
           </w:tcPr>
           <w:p>
-            <w:pPr>
-              <w:jc w:val="center"/>
-              <w:cnfStyle w:val="000000000000" w:firstRow="0" w:lastRow="0" w:firstColumn="0" w:lastColumn="0" w:oddVBand="0" w:evenVBand="0" w:oddHBand="0" w:evenHBand="0" w:firstRowFirstColumn="0" w:firstRowLastColumn="0" w:lastRowFirstColumn="0" w:lastRowLastColumn="0"/>
-            </w:pPr>
+            <w:r/>
             <w:r>
-              <w:rPr>
-                <w:rFonts w:cs="Cambria"/>
-              </w:rPr>
-              <w:t>424 (46.0)</w:t>
+              <w:t>425 (45.9)</w:t>
             </w:r>
           </w:p>
         </w:tc>
         <w:tc>
           <w:tcPr>
-            <w:cnfStyle w:val="000100000000" w:firstRow="0" w:lastRow="0" w:firstColumn="0" w:lastColumn="1" w:oddVBand="0" w:evenVBand="0" w:oddHBand="0" w:evenHBand="0" w:firstRowFirstColumn="0" w:firstRowLastColumn="0" w:lastRowFirstColumn="0" w:lastRowLastColumn="0"/>
-            <w:tcW w:w="644" w:type="pct"/>
+            <w:tcW w:type="dxa" w:w="2160"/>
           </w:tcPr>
           <w:p>
-            <w:pPr>
-              <w:jc w:val="center"/>
-            </w:pPr>
+            <w:r/>
             <w:r>
-              <w:rPr>
-                <w:rFonts w:cs="Cambria"/>
-              </w:rPr>
               <w:t>&lt;0.001</w:t>
             </w:r>
           </w:p>
         </w:tc>
       </w:tr>
       <w:tr>
-        <w:trPr>
-          <w:trHeight w:val="397"/>
-        </w:trPr>
         <w:tc>
           <w:tcPr>
-            <w:cnfStyle w:val="001000000000" w:firstRow="0" w:lastRow="0" w:firstColumn="1" w:lastColumn="0" w:oddVBand="0" w:evenVBand="0" w:oddHBand="0" w:evenHBand="0" w:firstRowFirstColumn="0" w:firstRowLastColumn="0" w:lastRowFirstColumn="0" w:lastRowLastColumn="0"/>
-            <w:tcW w:w="1999" w:type="pct"/>
+            <w:tcW w:type="dxa" w:w="2160"/>
           </w:tcPr>
           <w:p>
-            <w:pPr>
-              <w:jc w:val="both"/>
-            </w:pPr>
+            <w:r/>
             <w:r>
-              <w:rPr>
-                <w:rFonts w:cs="Cambria"/>
-              </w:rPr>
               <w:t>Diabetes mellitus, n (%)</w:t>
             </w:r>
           </w:p>
         </w:tc>
         <w:tc>
           <w:tcPr>
-            <w:tcW w:w="1168" w:type="pct"/>
+            <w:tcW w:type="dxa" w:w="2160"/>
           </w:tcPr>
           <w:p>
-            <w:pPr>
-              <w:jc w:val="center"/>
-              <w:cnfStyle w:val="000000000000" w:firstRow="0" w:lastRow="0" w:firstColumn="0" w:lastColumn="0" w:oddVBand="0" w:evenVBand="0" w:oddHBand="0" w:evenHBand="0" w:firstRowFirstColumn="0" w:firstRowLastColumn="0" w:lastRowFirstColumn="0" w:lastRowLastColumn="0"/>
-            </w:pPr>
+            <w:r/>
             <w:r>
-              <w:rPr>
-                <w:rFonts w:cs="Cambria"/>
-              </w:rPr>
-              <w:t>202 (18.7)</w:t>
+              <w:t>204 (18.8)</w:t>
             </w:r>
           </w:p>
         </w:tc>
         <w:tc>
           <w:tcPr>
-            <w:tcW w:w="1189" w:type="pct"/>
+            <w:tcW w:type="dxa" w:w="2160"/>
           </w:tcPr>
           <w:p>
-            <w:pPr>
-              <w:jc w:val="center"/>
-              <w:cnfStyle w:val="000000000000" w:firstRow="0" w:lastRow="0" w:firstColumn="0" w:lastColumn="0" w:oddVBand="0" w:evenVBand="0" w:oddHBand="0" w:evenHBand="0" w:firstRowFirstColumn="0" w:firstRowLastColumn="0" w:lastRowFirstColumn="0" w:lastRowLastColumn="0"/>
-            </w:pPr>
+            <w:r/>
             <w:r>
-              <w:rPr>
-                <w:rFonts w:cs="Cambria"/>
-              </w:rPr>
-              <w:t>285 (30.9)</w:t>
+              <w:t>285 (30.8)</w:t>
             </w:r>
           </w:p>
         </w:tc>
         <w:tc>
           <w:tcPr>
-            <w:cnfStyle w:val="000100000000" w:firstRow="0" w:lastRow="0" w:firstColumn="0" w:lastColumn="1" w:oddVBand="0" w:evenVBand="0" w:oddHBand="0" w:evenHBand="0" w:firstRowFirstColumn="0" w:firstRowLastColumn="0" w:lastRowFirstColumn="0" w:lastRowLastColumn="0"/>
-            <w:tcW w:w="644" w:type="pct"/>
+            <w:tcW w:type="dxa" w:w="2160"/>
           </w:tcPr>
           <w:p>
-            <w:pPr>
-              <w:jc w:val="center"/>
-            </w:pPr>
+            <w:r/>
             <w:r>
-              <w:rPr>
-                <w:rFonts w:cs="Cambria"/>
-              </w:rPr>
               <w:t>&lt;0.001</w:t>
             </w:r>
           </w:p>
         </w:tc>
       </w:tr>
       <w:tr>
-        <w:trPr>
-          <w:trHeight w:val="397"/>
-        </w:trPr>
         <w:tc>
           <w:tcPr>
-            <w:cnfStyle w:val="001000000000" w:firstRow="0" w:lastRow="0" w:firstColumn="1" w:lastColumn="0" w:oddVBand="0" w:evenVBand="0" w:oddHBand="0" w:evenHBand="0" w:firstRowFirstColumn="0" w:firstRowLastColumn="0" w:lastRowFirstColumn="0" w:lastRowLastColumn="0"/>
-            <w:tcW w:w="1999" w:type="pct"/>
+            <w:tcW w:type="dxa" w:w="2160"/>
           </w:tcPr>
           <w:p>
-            <w:pPr>
-              <w:jc w:val="both"/>
-            </w:pPr>
+            <w:r/>
             <w:r>
-              <w:rPr>
-                <w:rFonts w:cs="Cambria"/>
-              </w:rPr>
               <w:t>Chronic kidney disease, n (%)</w:t>
             </w:r>
           </w:p>
         </w:tc>
         <w:tc>
           <w:tcPr>
-            <w:tcW w:w="1168" w:type="pct"/>
+            <w:tcW w:type="dxa" w:w="2160"/>
           </w:tcPr>
           <w:p>
-            <w:pPr>
-              <w:jc w:val="center"/>
-              <w:cnfStyle w:val="000000000000" w:firstRow="0" w:lastRow="0" w:firstColumn="0" w:lastColumn="0" w:oddVBand="0" w:evenVBand="0" w:oddHBand="0" w:evenHBand="0" w:firstRowFirstColumn="0" w:firstRowLastColumn="0" w:lastRowFirstColumn="0" w:lastRowLastColumn="0"/>
-            </w:pPr>
+            <w:r/>
             <w:r>
-              <w:rPr>
-                <w:rFonts w:cs="Cambria"/>
-              </w:rPr>
-              <w:t>83 (7.7)</w:t>
+              <w:t>83 (7.6)</w:t>
             </w:r>
           </w:p>
         </w:tc>
         <w:tc>
           <w:tcPr>
-            <w:tcW w:w="1189" w:type="pct"/>
+            <w:tcW w:type="dxa" w:w="2160"/>
           </w:tcPr>
           <w:p>
-            <w:pPr>
-              <w:jc w:val="center"/>
-              <w:cnfStyle w:val="000000000000" w:firstRow="0" w:lastRow="0" w:firstColumn="0" w:lastColumn="0" w:oddVBand="0" w:evenVBand="0" w:oddHBand="0" w:evenHBand="0" w:firstRowFirstColumn="0" w:firstRowLastColumn="0" w:lastRowFirstColumn="0" w:lastRowLastColumn="0"/>
-            </w:pPr>
+            <w:r/>
             <w:r>
-              <w:rPr>
-                <w:rFonts w:cs="Cambria"/>
-              </w:rPr>
               <w:t>168 (18.2)</w:t>
             </w:r>
           </w:p>
         </w:tc>
         <w:tc>
           <w:tcPr>
-            <w:cnfStyle w:val="000100000000" w:firstRow="0" w:lastRow="0" w:firstColumn="0" w:lastColumn="1" w:oddVBand="0" w:evenVBand="0" w:oddHBand="0" w:evenHBand="0" w:firstRowFirstColumn="0" w:firstRowLastColumn="0" w:lastRowFirstColumn="0" w:lastRowLastColumn="0"/>
-            <w:tcW w:w="644" w:type="pct"/>
+            <w:tcW w:type="dxa" w:w="2160"/>
           </w:tcPr>
           <w:p>
-            <w:pPr>
-              <w:jc w:val="center"/>
-            </w:pPr>
+            <w:r/>
             <w:r>
-              <w:rPr>
-                <w:rFonts w:cs="Cambria"/>
-              </w:rPr>
               <w:t>&lt;0.001</w:t>
             </w:r>
           </w:p>
         </w:tc>
       </w:tr>
       <w:tr>
-        <w:trPr>
-          <w:trHeight w:val="397"/>
-        </w:trPr>
         <w:tc>
           <w:tcPr>
-            <w:cnfStyle w:val="001000000000" w:firstRow="0" w:lastRow="0" w:firstColumn="1" w:lastColumn="0" w:oddVBand="0" w:evenVBand="0" w:oddHBand="0" w:evenHBand="0" w:firstRowFirstColumn="0" w:firstRowLastColumn="0" w:lastRowFirstColumn="0" w:lastRowLastColumn="0"/>
-            <w:tcW w:w="1999" w:type="pct"/>
+            <w:tcW w:type="dxa" w:w="2160"/>
           </w:tcPr>
           <w:p>
-            <w:pPr>
-              <w:jc w:val="both"/>
-            </w:pPr>
+            <w:r/>
             <w:r>
-              <w:rPr>
-                <w:rFonts w:cs="Cambria"/>
-              </w:rPr>
               <w:t>CT scanner vendor, n (%)</w:t>
             </w:r>
           </w:p>
         </w:tc>
         <w:tc>
           <w:tcPr>
-            <w:tcW w:w="1168" w:type="pct"/>
+            <w:tcW w:type="dxa" w:w="2160"/>
           </w:tcPr>
           <w:p>
-            <w:pPr>
-              <w:jc w:val="center"/>
-              <w:cnfStyle w:val="000000000000" w:firstRow="0" w:lastRow="0" w:firstColumn="0" w:lastColumn="0" w:oddVBand="0" w:evenVBand="0" w:oddHBand="0" w:evenHBand="0" w:firstRowFirstColumn="0" w:firstRowLastColumn="0" w:lastRowFirstColumn="0" w:lastRowLastColumn="0"/>
-            </w:pPr>
+            <w:r/>
+            <w:r/>
           </w:p>
         </w:tc>
         <w:tc>
           <w:tcPr>
-            <w:tcW w:w="1189" w:type="pct"/>
+            <w:tcW w:type="dxa" w:w="2160"/>
           </w:tcPr>
           <w:p>
-            <w:pPr>
-              <w:jc w:val="center"/>
-              <w:cnfStyle w:val="000000000000" w:firstRow="0" w:lastRow="0" w:firstColumn="0" w:lastColumn="0" w:oddVBand="0" w:evenVBand="0" w:oddHBand="0" w:evenHBand="0" w:firstRowFirstColumn="0" w:firstRowLastColumn="0" w:lastRowFirstColumn="0" w:lastRowLastColumn="0"/>
-            </w:pPr>
+            <w:r/>
+            <w:r/>
           </w:p>
         </w:tc>
         <w:tc>
           <w:tcPr>
-            <w:cnfStyle w:val="000100000000" w:firstRow="0" w:lastRow="0" w:firstColumn="0" w:lastColumn="1" w:oddVBand="0" w:evenVBand="0" w:oddHBand="0" w:evenHBand="0" w:firstRowFirstColumn="0" w:firstRowLastColumn="0" w:lastRowFirstColumn="0" w:lastRowLastColumn="0"/>
-            <w:tcW w:w="644" w:type="pct"/>
+            <w:tcW w:type="dxa" w:w="2160"/>
           </w:tcPr>
           <w:p>
-            <w:pPr>
-              <w:jc w:val="center"/>
-            </w:pPr>
+            <w:r/>
             <w:r>
-              <w:rPr>
-                <w:rFonts w:cs="Cambria"/>
-              </w:rPr>
               <w:t>&lt;0.001</w:t>
             </w:r>
           </w:p>
         </w:tc>
       </w:tr>
       <w:tr>
-        <w:trPr>
-          <w:trHeight w:val="397"/>
-        </w:trPr>
         <w:tc>
           <w:tcPr>
-            <w:cnfStyle w:val="001000000000" w:firstRow="0" w:lastRow="0" w:firstColumn="1" w:lastColumn="0" w:oddVBand="0" w:evenVBand="0" w:oddHBand="0" w:evenHBand="0" w:firstRowFirstColumn="0" w:firstRowLastColumn="0" w:lastRowFirstColumn="0" w:lastRowLastColumn="0"/>
-            <w:tcW w:w="1999" w:type="pct"/>
-            <w:tcBorders>
-              <w:bottom w:val="nil"/>
-            </w:tcBorders>
+            <w:tcW w:type="dxa" w:w="2160"/>
           </w:tcPr>
           <w:p>
-            <w:pPr>
-              <w:jc w:val="both"/>
-            </w:pPr>
+            <w:r/>
             <w:r>
-              <w:rPr>
-                <w:rFonts w:cs="Cambria"/>
-              </w:rPr>
               <w:t>— Siemens</w:t>
             </w:r>
           </w:p>
         </w:tc>
         <w:tc>
           <w:tcPr>
-            <w:tcW w:w="1168" w:type="pct"/>
-            <w:tcBorders>
-              <w:bottom w:val="nil"/>
-            </w:tcBorders>
+            <w:tcW w:type="dxa" w:w="2160"/>
           </w:tcPr>
           <w:p>
-            <w:pPr>
-              <w:jc w:val="center"/>
-              <w:cnfStyle w:val="000000000000" w:firstRow="0" w:lastRow="0" w:firstColumn="0" w:lastColumn="0" w:oddVBand="0" w:evenVBand="0" w:oddHBand="0" w:evenHBand="0" w:firstRowFirstColumn="0" w:firstRowLastColumn="0" w:lastRowFirstColumn="0" w:lastRowLastColumn="0"/>
-            </w:pPr>
+            <w:r/>
             <w:r>
-              <w:rPr>
-                <w:rFonts w:cs="Cambria"/>
-              </w:rPr>
-              <w:t>560 (51.9)</w:t>
+              <w:t>566 (52.0)</w:t>
             </w:r>
           </w:p>
         </w:tc>
         <w:tc>
           <w:tcPr>
-            <w:tcW w:w="1189" w:type="pct"/>
-            <w:tcBorders>
-              <w:bottom w:val="nil"/>
-            </w:tcBorders>
+            <w:tcW w:type="dxa" w:w="2160"/>
           </w:tcPr>
           <w:p>
-            <w:pPr>
-              <w:jc w:val="center"/>
-              <w:cnfStyle w:val="000000000000" w:firstRow="0" w:lastRow="0" w:firstColumn="0" w:lastColumn="0" w:oddVBand="0" w:evenVBand="0" w:oddHBand="0" w:evenHBand="0" w:firstRowFirstColumn="0" w:firstRowLastColumn="0" w:lastRowFirstColumn="0" w:lastRowLastColumn="0"/>
-            </w:pPr>
+            <w:r/>
             <w:r>
-              <w:rPr>
-                <w:rFonts w:cs="Cambria"/>
-              </w:rPr>
-              <w:t>568 (61.6)</w:t>
+              <w:t>568 (61.4)</w:t>
             </w:r>
           </w:p>
         </w:tc>
         <w:tc>
           <w:tcPr>
-            <w:cnfStyle w:val="000100000000" w:firstRow="0" w:lastRow="0" w:firstColumn="0" w:lastColumn="1" w:oddVBand="0" w:evenVBand="0" w:oddHBand="0" w:evenHBand="0" w:firstRowFirstColumn="0" w:firstRowLastColumn="0" w:lastRowFirstColumn="0" w:lastRowLastColumn="0"/>
-            <w:tcW w:w="644" w:type="pct"/>
-            <w:tcBorders>
-              <w:bottom w:val="nil"/>
-            </w:tcBorders>
+            <w:tcW w:type="dxa" w:w="2160"/>
           </w:tcPr>
           <w:p>
-            <w:pPr>
-              <w:jc w:val="center"/>
-            </w:pPr>
+            <w:r/>
+            <w:r/>
           </w:p>
         </w:tc>
       </w:tr>
       <w:tr>
-        <w:trPr>
-          <w:trHeight w:val="397"/>
-        </w:trPr>
         <w:tc>
           <w:tcPr>
-            <w:cnfStyle w:val="001000000000" w:firstRow="0" w:lastRow="0" w:firstColumn="1" w:lastColumn="0" w:oddVBand="0" w:evenVBand="0" w:oddHBand="0" w:evenHBand="0" w:firstRowFirstColumn="0" w:firstRowLastColumn="0" w:lastRowFirstColumn="0" w:lastRowLastColumn="0"/>
-            <w:tcW w:w="1999" w:type="pct"/>
-            <w:tcBorders>
-              <w:top w:val="nil"/>
-              <w:bottom w:val="nil"/>
-            </w:tcBorders>
+            <w:tcW w:type="dxa" w:w="2160"/>
           </w:tcPr>
           <w:p>
-            <w:pPr>
-              <w:jc w:val="both"/>
-            </w:pPr>
+            <w:r/>
             <w:r>
-              <w:rPr>
-                <w:rFonts w:cs="Cambria"/>
-              </w:rPr>
               <w:t>— GE</w:t>
             </w:r>
           </w:p>
         </w:tc>
         <w:tc>
           <w:tcPr>
-            <w:tcW w:w="1168" w:type="pct"/>
-            <w:tcBorders>
-              <w:top w:val="nil"/>
-              <w:bottom w:val="nil"/>
-            </w:tcBorders>
+            <w:tcW w:type="dxa" w:w="2160"/>
           </w:tcPr>
           <w:p>
-            <w:pPr>
-              <w:jc w:val="center"/>
-              <w:cnfStyle w:val="000000000000" w:firstRow="0" w:lastRow="0" w:firstColumn="0" w:lastColumn="0" w:oddVBand="0" w:evenVBand="0" w:oddHBand="0" w:evenHBand="0" w:firstRowFirstColumn="0" w:firstRowLastColumn="0" w:lastRowFirstColumn="0" w:lastRowLastColumn="0"/>
-            </w:pPr>
+            <w:r/>
             <w:r>
-              <w:rPr>
-                <w:rFonts w:cs="Cambria"/>
-              </w:rPr>
-              <w:t>317 (29.4)</w:t>
+              <w:t>318 (29.2)</w:t>
             </w:r>
           </w:p>
         </w:tc>
         <w:tc>
           <w:tcPr>
-            <w:tcW w:w="1189" w:type="pct"/>
-            <w:tcBorders>
-              <w:top w:val="nil"/>
-              <w:bottom w:val="nil"/>
-            </w:tcBorders>
+            <w:tcW w:type="dxa" w:w="2160"/>
           </w:tcPr>
           <w:p>
-            <w:pPr>
-              <w:jc w:val="center"/>
-              <w:cnfStyle w:val="000000000000" w:firstRow="0" w:lastRow="0" w:firstColumn="0" w:lastColumn="0" w:oddVBand="0" w:evenVBand="0" w:oddHBand="0" w:evenHBand="0" w:firstRowFirstColumn="0" w:firstRowLastColumn="0" w:lastRowFirstColumn="0" w:lastRowLastColumn="0"/>
-            </w:pPr>
+            <w:r/>
             <w:r>
-              <w:rPr>
-                <w:rFonts w:cs="Cambria"/>
-              </w:rPr>
-              <w:t>219 (23.8)</w:t>
+              <w:t>219 (23.7)</w:t>
             </w:r>
           </w:p>
         </w:tc>
         <w:tc>
           <w:tcPr>
-            <w:cnfStyle w:val="000100000000" w:firstRow="0" w:lastRow="0" w:firstColumn="0" w:lastColumn="1" w:oddVBand="0" w:evenVBand="0" w:oddHBand="0" w:evenHBand="0" w:firstRowFirstColumn="0" w:firstRowLastColumn="0" w:lastRowFirstColumn="0" w:lastRowLastColumn="0"/>
-            <w:tcW w:w="644" w:type="pct"/>
-            <w:tcBorders>
-              <w:top w:val="nil"/>
-              <w:bottom w:val="nil"/>
-            </w:tcBorders>
+            <w:tcW w:type="dxa" w:w="2160"/>
           </w:tcPr>
           <w:p>
-            <w:pPr>
-              <w:jc w:val="center"/>
-            </w:pPr>
+            <w:r/>
+            <w:r/>
           </w:p>
         </w:tc>
       </w:tr>
       <w:tr>
-        <w:trPr>
-          <w:cnfStyle w:val="010000000000" w:firstRow="0" w:lastRow="1" w:firstColumn="0" w:lastColumn="0" w:oddVBand="0" w:evenVBand="0" w:oddHBand="0" w:evenHBand="0" w:firstRowFirstColumn="0" w:firstRowLastColumn="0" w:lastRowFirstColumn="0" w:lastRowLastColumn="0"/>
-          <w:trHeight w:val="397"/>
-        </w:trPr>
         <w:tc>
           <w:tcPr>
-            <w:cnfStyle w:val="001000000000" w:firstRow="0" w:lastRow="0" w:firstColumn="1" w:lastColumn="0" w:oddVBand="0" w:evenVBand="0" w:oddHBand="0" w:evenHBand="0" w:firstRowFirstColumn="0" w:firstRowLastColumn="0" w:lastRowFirstColumn="0" w:lastRowLastColumn="0"/>
-            <w:tcW w:w="1999" w:type="pct"/>
-            <w:tcBorders>
-              <w:top w:val="nil"/>
-            </w:tcBorders>
+            <w:tcW w:type="dxa" w:w="2160"/>
           </w:tcPr>
           <w:p>
-            <w:pPr>
-              <w:jc w:val="both"/>
-            </w:pPr>
+            <w:r/>
             <w:r>
-              <w:rPr>
-                <w:rFonts w:cs="Cambria"/>
-              </w:rPr>
               <w:t>— Philips</w:t>
             </w:r>
           </w:p>
         </w:tc>
         <w:tc>
           <w:tcPr>
-            <w:tcW w:w="1168" w:type="pct"/>
-            <w:tcBorders>
-              <w:top w:val="nil"/>
-            </w:tcBorders>
+            <w:tcW w:type="dxa" w:w="2160"/>
           </w:tcPr>
           <w:p>
-            <w:pPr>
-              <w:jc w:val="center"/>
-              <w:cnfStyle w:val="010000000000" w:firstRow="0" w:lastRow="1" w:firstColumn="0" w:lastColumn="0" w:oddVBand="0" w:evenVBand="0" w:oddHBand="0" w:evenHBand="0" w:firstRowFirstColumn="0" w:firstRowLastColumn="0" w:lastRowFirstColumn="0" w:lastRowLastColumn="0"/>
-              <w:rPr>
-                <w:b w:val="0"/>
-                <w:bCs w:val="0"/>
-              </w:rPr>
-            </w:pPr>
+            <w:r/>
             <w:r>
-              <w:rPr>
-                <w:rFonts w:cs="Cambria"/>
-                <w:b w:val="0"/>
-                <w:bCs w:val="0"/>
-              </w:rPr>
-              <w:t>202 (18.7)</w:t>
+              <w:t>202 (18.6)</w:t>
             </w:r>
           </w:p>
         </w:tc>
         <w:tc>
           <w:tcPr>
-            <w:tcW w:w="1189" w:type="pct"/>
-            <w:tcBorders>
-              <w:top w:val="nil"/>
-            </w:tcBorders>
+            <w:tcW w:type="dxa" w:w="2160"/>
           </w:tcPr>
           <w:p>
-            <w:pPr>
-              <w:jc w:val="center"/>
-              <w:cnfStyle w:val="010000000000" w:firstRow="0" w:lastRow="1" w:firstColumn="0" w:lastColumn="0" w:oddVBand="0" w:evenVBand="0" w:oddHBand="0" w:evenHBand="0" w:firstRowFirstColumn="0" w:firstRowLastColumn="0" w:lastRowFirstColumn="0" w:lastRowLastColumn="0"/>
-              <w:rPr>
-                <w:b w:val="0"/>
-                <w:bCs w:val="0"/>
-              </w:rPr>
-            </w:pPr>
+            <w:r/>
             <w:r>
-              <w:rPr>
-                <w:rFonts w:cs="Cambria"/>
-                <w:b w:val="0"/>
-                <w:bCs w:val="0"/>
-              </w:rPr>
               <w:t>135 (14.6)</w:t>
             </w:r>
           </w:p>
         </w:tc>
         <w:tc>
           <w:tcPr>
-            <w:cnfStyle w:val="000100000000" w:firstRow="0" w:lastRow="0" w:firstColumn="0" w:lastColumn="1" w:oddVBand="0" w:evenVBand="0" w:oddHBand="0" w:evenHBand="0" w:firstRowFirstColumn="0" w:firstRowLastColumn="0" w:lastRowFirstColumn="0" w:lastRowLastColumn="0"/>
-            <w:tcW w:w="644" w:type="pct"/>
-            <w:tcBorders>
-              <w:top w:val="nil"/>
-            </w:tcBorders>
+            <w:tcW w:type="dxa" w:w="2160"/>
           </w:tcPr>
           <w:p>
-            <w:pPr>
-              <w:jc w:val="center"/>
-            </w:pPr>
+            <w:r/>
+            <w:r/>
+          </w:p>
+        </w:tc>
+      </w:tr>
+      <w:tr>
+        <w:tc>
+          <w:tcPr>
+            <w:tcW w:type="dxa" w:w="2160"/>
+          </w:tcPr>
+          <w:p>
+            <w:r/>
+            <w:r>
+              <w:t>— Canon</w:t>
+            </w:r>
+          </w:p>
+        </w:tc>
+        <w:tc>
+          <w:tcPr>
+            <w:tcW w:type="dxa" w:w="2160"/>
+          </w:tcPr>
+          <w:p>
+            <w:r/>
+            <w:r>
+              <w:t>2 (0.2)</w:t>
+            </w:r>
+          </w:p>
+        </w:tc>
+        <w:tc>
+          <w:tcPr>
+            <w:tcW w:type="dxa" w:w="2160"/>
+          </w:tcPr>
+          <w:p>
+            <w:r/>
+            <w:r>
+              <w:t>3 (0.3)</w:t>
+            </w:r>
+          </w:p>
+        </w:tc>
+        <w:tc>
+          <w:tcPr>
+            <w:tcW w:type="dxa" w:w="2160"/>
+          </w:tcPr>
+          <w:p>
+            <w:r/>
+            <w:r/>
           </w:p>
         </w:tc>
       </w:tr>
     </w:tbl>
     <w:p>
-      <w:pPr>
-        <w:rPr>
-          <w:rFonts w:eastAsia="맑은 고딕" w:cs="Cambria"/>
-          <w:lang w:eastAsia="ko-KR"/>
-        </w:rPr>
-      </w:pPr>
+      <w:pPr/>
     </w:p>
     <w:p>
+      <w:pPr>
+        <w:pStyle w:val="1"/>
+      </w:pPr>
+      <w:r>
+        <w:t>CT Acquisition</w:t>
+      </w:r>
+    </w:p>
+    <w:p>
+      <w:pPr/>
+      <w:r>
+        <w:t>All abdominal CT examinations were acquired at a fixed tube voltage of 100 kVp (Study Design and Participants) using automatic exposure control (AEC), which modulates tube current in real time to maintain a target image-noise level rather than holding tube current fixed throughout the acquisition. Examinations were obtained on multiple commercially available multidetector CT scanners across the two sites, spanning Siemens (Sensation 64; SOMATOM Definition, Definition AS+, Definition Edge, Definition Flash, Force, Drive, go.Top), GE (Revolution CT, Revolution EVO, Revolution Frontier, LightSpeed VCT, Discovery CT750 HD, Optima CT660), Philips (Ingenuity Core 128, iCT 256), and Canon (Aquilion, Aquilion ONE) systems (Table 1); as noted above, no restriction on scanner model or vendor was applied.</w:t>
+      </w:r>
+    </w:p>
+    <w:p>
+      <w:pPr/>
       <w:r>
         <w:rPr>
-          <w:rFonts w:cs="Cambria"/>
+          <w:i/>
         </w:rPr>
-        <w:t xml:space="preserve">AEC modulates the tube current (mA) along the craniocaudal z-axis during each abdominal CT acquisition, keeping image noise roughly constant from slice to slice. Because the current needed to achieve this depends on how much the patient attenuates the beam at each position, the resulting tube-current modulation curve carries information about the patient's cross-sectional attenuation, and by extension body habitus, at each slice position. </w:t>
-      </w:r>
-      <w:r>
-        <w:rPr>
-          <w:rFonts w:cs="Cambria"/>
-        </w:rPr>
-        <w:lastRenderedPageBreak/>
-        <w:t>We represented this curve at a fixed length of 128 points per patient, termed AEC-128, and used it as the imaging-derived predictor in this study.</w:t>
+        <w:t>[Slice thickness, reconstruction kernel, gantry rotation time, and intravenous contrast phase are not separately tabulated in the imaging metadata used for this analysis and should be completed from each site's acquisition protocol before submission.]</w:t>
       </w:r>
     </w:p>
     <w:p>
       <w:pPr>
         <w:pStyle w:val="1"/>
-        <w:rPr>
-          <w:rFonts w:asciiTheme="minorHAnsi" w:eastAsia="맑은 고딕" w:hAnsiTheme="minorHAnsi" w:hint="eastAsia"/>
-          <w:color w:val="auto"/>
-          <w:lang w:eastAsia="ko-KR"/>
-        </w:rPr>
       </w:pPr>
       <w:r>
-        <w:rPr>
-          <w:rFonts w:asciiTheme="minorHAnsi" w:hAnsiTheme="minorHAnsi" w:cs="Calibri"/>
-          <w:color w:val="auto"/>
-        </w:rPr>
-        <w:t>Method</w:t>
-      </w:r>
-      <w:r>
-        <w:rPr>
-          <w:rFonts w:asciiTheme="minorHAnsi" w:eastAsia="맑은 고딕" w:hAnsiTheme="minorHAnsi" w:cs="Calibri" w:hint="eastAsia"/>
-          <w:color w:val="auto"/>
-          <w:lang w:eastAsia="ko-KR"/>
-        </w:rPr>
-        <w:t>s</w:t>
+        <w:t>AEC Curve Extraction and Prespecified AEC Score</w:t>
       </w:r>
     </w:p>
     <w:p>
-      <w:pPr>
-        <w:pStyle w:val="21"/>
-        <w:rPr>
-          <w:rFonts w:asciiTheme="minorHAnsi" w:hAnsiTheme="minorHAnsi"/>
-          <w:color w:val="auto"/>
-        </w:rPr>
-      </w:pPr>
+      <w:pPr/>
       <w:r>
-        <w:rPr>
-          <w:rFonts w:asciiTheme="minorHAnsi" w:hAnsiTheme="minorHAnsi" w:cs="Calibri"/>
-          <w:color w:val="auto"/>
-        </w:rPr>
-        <w:t>AEC-128 Construction</w:t>
+        <w:t>AEC modulates the tube current (mA) along the craniocaudal z-axis during each abdominal CT acquisition, keeping image noise roughly constant from slice to slice. Because the current needed to achieve this depends on how much the patient attenuates the beam at each position, the resulting tube-current modulation curve carries information about the patient's cross-sectional attenuation, and by extension body habitus, at each slice position. We represented this curve at a fixed length of 128 points per patient, termed AEC-128, and used it as the source of the imaging-derived predictors evaluated in this study.</w:t>
       </w:r>
     </w:p>
     <w:p>
+      <w:pPr/>
       <w:r>
-        <w:rPr>
-          <w:rFonts w:cs="Cambria"/>
-        </w:rPr>
-        <w:t>To construct the fixed-length AEC-128 feature, the axial source series was first identified for each patient, excluding coronal/sagittal reformations, scout images, and dose reports, based on slice count, DICOM Image</w:t>
-      </w:r>
-      <w:r>
-        <w:rPr>
-          <w:rFonts w:eastAsia="맑은 고딕" w:cs="Cambria" w:hint="eastAsia"/>
-          <w:lang w:eastAsia="ko-KR"/>
-        </w:rPr>
-        <w:t xml:space="preserve"> </w:t>
-      </w:r>
-      <w:r>
-        <w:rPr>
-          <w:rFonts w:cs="Cambria"/>
-        </w:rPr>
-        <w:t>Type, Series</w:t>
-      </w:r>
-      <w:r>
-        <w:rPr>
-          <w:rFonts w:eastAsia="맑은 고딕" w:cs="Cambria" w:hint="eastAsia"/>
-          <w:lang w:eastAsia="ko-KR"/>
-        </w:rPr>
-        <w:t xml:space="preserve"> </w:t>
-      </w:r>
-      <w:r>
-        <w:rPr>
-          <w:rFonts w:cs="Cambria"/>
-        </w:rPr>
-        <w:t>Description, and image orientation. An open-source, deep-learning-based segmentation tool, Total</w:t>
-      </w:r>
-      <w:r>
-        <w:rPr>
-          <w:rFonts w:eastAsia="맑은 고딕" w:cs="Cambria" w:hint="eastAsia"/>
-          <w:lang w:eastAsia="ko-KR"/>
-        </w:rPr>
-        <w:t xml:space="preserve"> </w:t>
-      </w:r>
-      <w:r>
-        <w:rPr>
-          <w:rFonts w:cs="Cambria"/>
-        </w:rPr>
-        <w:t>Segmentator [4], was then applied to localize the liver and the bilateral hip bones, with the cranial-most liver slice and caudal-most hip slice defining the upper and lower boundaries of the analysis range; segmentation was used solely for this anatomical landmark localization, while tube-current values themselves were obtained directly from the DICOM header field X</w:t>
-      </w:r>
-      <w:r>
-        <w:rPr>
-          <w:rFonts w:eastAsia="맑은 고딕" w:cs="Cambria" w:hint="eastAsia"/>
-          <w:lang w:eastAsia="ko-KR"/>
-        </w:rPr>
-        <w:t xml:space="preserve"> </w:t>
-      </w:r>
-      <w:r>
-        <w:rPr>
-          <w:rFonts w:cs="Cambria"/>
-        </w:rPr>
-        <w:t>Ray</w:t>
-      </w:r>
-      <w:r>
-        <w:rPr>
-          <w:rFonts w:eastAsia="맑은 고딕" w:cs="Cambria" w:hint="eastAsia"/>
-          <w:lang w:eastAsia="ko-KR"/>
-        </w:rPr>
-        <w:t xml:space="preserve"> </w:t>
-      </w:r>
-      <w:r>
-        <w:rPr>
-          <w:rFonts w:cs="Cambria"/>
-        </w:rPr>
-        <w:t>Tube</w:t>
-      </w:r>
-      <w:r>
-        <w:rPr>
-          <w:rFonts w:eastAsia="맑은 고딕" w:cs="Cambria" w:hint="eastAsia"/>
-          <w:lang w:eastAsia="ko-KR"/>
-        </w:rPr>
-        <w:t xml:space="preserve"> </w:t>
-      </w:r>
-      <w:r>
-        <w:rPr>
-          <w:rFonts w:cs="Cambria"/>
-        </w:rPr>
-        <w:t>Current. Tube-current values within this hip-bone-to-liver range were extracted in craniocaudal order, and because the resulting slice count varied across patients, each sequence was resampled by linear interpolation to a fixed length of 128 points, yielding the AEC-128 curve used as the analytic unit in subsequent modeling.</w:t>
+        <w:t>To construct the fixed-length AEC-128 feature, the axial source series was first identified for each patient, excluding coronal/sagittal reformations, scout images, and dose reports, on the basis of slice count, DICOM Image Type, Series Description, and image orientation. An open-source, deep-learning-based segmentation tool, TotalSegmentator [4], was then applied to localize the liver and the bilateral hip bones, with the cranial-most liver slice and caudal-most hip slice defining the upper and lower boundaries of the analysis range; segmentation was used solely for this anatomical landmark localization, while tube-current values themselves were obtained directly from the DICOM header field X-Ray Tube Current. Tube-current values within this hip-bone-to-liver range were extracted in craniocaudal order and, because the resulting slice count varied across patients, resampled by linear interpolation to a fixed length of 128 points, yielding the AEC-128 curve used as the analytic unit in subsequent modeling.</w:t>
       </w:r>
     </w:p>
     <w:p>
-      <w:pPr>
-        <w:pStyle w:val="21"/>
-        <w:rPr>
-          <w:rFonts w:asciiTheme="minorHAnsi" w:hAnsiTheme="minorHAnsi"/>
-          <w:color w:val="auto"/>
-        </w:rPr>
-      </w:pPr>
+      <w:pPr/>
       <w:r>
-        <w:rPr>
-          <w:rFonts w:asciiTheme="minorHAnsi" w:hAnsiTheme="minorHAnsi" w:cs="Calibri"/>
-          <w:color w:val="auto"/>
-        </w:rPr>
-        <w:t>Clinical Baseline Model</w:t>
+        <w:t>As the simplest possible summary of this curve, we additionally computed, for each patient, the arithmetic mean of the 128 AEC-128 points — the mean tube current across the hip-to-liver range, hereafter mean mAs — following standard practice in time-series feature extraction [5]. Because the underlying DICOM field records instantaneous tube current (in mA) rather than a time-integrated tube current-time product, mean mAs is, strictly, a mean tube current rather than a true mAs value; we retain the mean mAs label for consistency with the model-comparison scheme described below (Study Endpoints), in which it serves as a single-number exposure baseline against which the added value of the full AEC-128 curve is judged.</w:t>
       </w:r>
     </w:p>
     <w:p>
+      <w:pPr/>
       <w:r>
-        <w:rPr>
-          <w:rFonts w:cs="Cambria"/>
-        </w:rPr>
-        <w:t>For each disease outcome, we fit a baseline logistic regression model, termed clinic4, using the four clinical predictors introduced above — age, sex, height, and weight — since these are the clinical variables routinely available at the time of imaging and therefore give a realistic baseline against which any imaging-derived contribution can be judged. Sex, being binary, was entered directly as a 0/1 indicator without scaling; age, height, and weight, being continuous and on different physical scales, were standardized to zero mean and unit variance using a scaler fit on the internal cohort and applied, without refitting, to the external cohort, so that no single variable would dominate the regression by scale alone. We evaluated this baseline by internal AUC under 5-fold stratified cross-validation — reduced to as few as two folds for outcomes whose minority class contained fewer than five patients — and by external frozen AUC for HTN, DM, and CKD; together these numbers served as the reference against which the incremental value of AEC-128 was assessed.</w:t>
+        <w:t>The AEC-128 curve is a 128-dimensional variable per patient, but adjacent points are strongly autocorrelated, making it a functional data object rather than a set of independent measurements; entering all 128 points as independent variables would incur substantial multicollinearity and overfitting risk. We therefore prespecified a single, fixed-dimensional AEC score using functional principal component analysis (FPCA) [6], estimated once from the internal cohort and applied without refitting to the external cohort, so that the same score definition was used for every disease and every model in which an AEC term appeared, rather than being re-selected from multiple candidate representations for each disease (Statistical Analysis).</w:t>
       </w:r>
     </w:p>
     <w:p>
-      <w:pPr>
-        <w:pStyle w:val="21"/>
-        <w:rPr>
-          <w:rFonts w:asciiTheme="minorHAnsi" w:hAnsiTheme="minorHAnsi"/>
-          <w:color w:val="auto"/>
-        </w:rPr>
-      </w:pPr>
+      <w:pPr/>
       <w:r>
-        <w:rPr>
-          <w:rFonts w:asciiTheme="minorHAnsi" w:hAnsiTheme="minorHAnsi" w:cs="Calibri"/>
-          <w:color w:val="auto"/>
-        </w:rPr>
-        <w:t>AEC-Derived Features</w:t>
+        <w:t>The mean curve μ(z), for z = 1, …, 128, was first computed across all curves in the internal cohort, and each patient's deviation curve was obtained by subtracting this mean from the raw curve, dᵢ(z) = xᵢ(z) − μ(z). The 128 × 128 covariance matrix of the deviation curves was eigen-decomposed via singular value decomposition [7], using scikit-learn's PCA implementation for numerical stability, yielding orthonormal eigenfunctions φₖ and their associated eigenvalues λₖ, ranked by the proportion of variance explained. Each patient's deviation curve was then projected onto each retained eigenfunction to obtain the component score, scoreᵢ,ₖ = Σᵣ dᵢ(z)·φₖ(z) — the FPCA score used as the AEC term in the logistic regression models below.</w:t>
       </w:r>
     </w:p>
     <w:p>
+      <w:pPr/>
       <w:r>
-        <w:rPr>
-          <w:rFonts w:cs="Cambria"/>
-        </w:rPr>
-        <w:t>Raw AEC-128 curves were used without further normalization, since this variation already enters through clinic4 and an additional cohort-level scaling step risked removing the body-habitus signal that AEC-128 is intended to capture. Derived AEC features, described below, were standardized with their own scaler, fit on the internal cohort and applied frozen to the external cohort, kept separate from the clinical-feature scaler so that features on different physical scales did not dominate the L2-regularized logistic regression.</w:t>
+        <w:t>The number of retained components was fixed, before any outcome modeling, using the Kneedle elbow algorithm [8] applied to the explained-variance scree plot of the internal-cohort curves: after normalizing the component index and the explained-variance ratio to a 0–1 scale, the elbow was defined as the point of maximal perpendicular distance from the line connecting the first and last components. In this cohort, PC1 alone accounted for 84.3% of total variance, PC1–2 for 94.8% cumulatively, and PC1–3 for 97.4% cumulatively, and the elbow coincided with PC3; the first three component scores, PC1 through PC3, were therefore fixed as the prespecified AEC score (Figure 2) and used, without modification, as the sole AEC term for every disease and every model family described below — in contrast to an outcome-supervised search over multiple candidate AEC representations, this single fixed score was defined independently of any disease outcome.</w:t>
       </w:r>
     </w:p>
     <w:p>
+      <w:pPr/>
       <w:r>
-        <w:rPr>
-          <w:rFonts w:cs="Cambria"/>
-        </w:rPr>
-        <w:t xml:space="preserve">Three curve-level summary statistics were additionally computed per patient directly from the 128-point curve, following standard practice in time-series feature extraction [5]. The </w:t>
-      </w:r>
-      <w:r>
-        <w:rPr>
-          <w:rFonts w:cs="Cambria"/>
-        </w:rPr>
-        <w:lastRenderedPageBreak/>
-        <w:t>standard deviation, or SD, across all 128 points captured the overall range of tube-current modulation. The skewness of the point distribution captured the asymmetry of the modulation profile along the craniocaudal axis. The ratio of the mean tube current in the cranial half of the curve to that in the caudal half captured the relative attenuation burden of the upper versus lower abdomen.</w:t>
+        <w:t>Figure 2. Computation of FPCA on the internal-cohort AEC-128 curves. (A) A random sample of patient curves, shown in gray, and the resulting mean curve μ(z), shown in black. (B) Deviation curve dᵢ(z) = xᵢ(z) − μ(z) for a representative patient, projected onto φ₁ to yield the component score. (C) The eigenvalue scree plot used for elbow-based component selection, with k = 3. (D, E) The 128×128 covariance matrix, eigen-decomposed via SVD to obtain (F) the resulting eigenfunctions φ₁–φ₃.</w:t>
       </w:r>
     </w:p>
     <w:p>
+      <w:pPr/>
       <w:r>
         <w:rPr>
-          <w:rFonts w:cs="Cambria"/>
+          <w:i/>
         </w:rPr>
-        <w:t>Component scores from the functional principal component analysis described below, PC1 through PC3, were included as a fourth AEC feature candidate, providing a lower-dimensional representation of curve shape beyond these three summary statistics; during internal cross-validation, PCA was refit on each training fold and the resulting transform applied to the held-out fold, to prevent validation-curve information from leaking into the component estimation.</w:t>
+        <w:t>[Figure 2 itself was generated from the earlier, scanner-restricted internal cohort; the underlying numbers change negligibly in the expanded cohort (e.g., PC1–3 cumulative variance 97.3% → 97.4%, elbow unchanged at PC3), but the panel should be regenerated from the expanded cohort before submission for full consistency.]</w:t>
       </w:r>
     </w:p>
     <w:p>
-      <w:pPr>
-        <w:pStyle w:val="21"/>
-        <w:rPr>
-          <w:rFonts w:asciiTheme="minorHAnsi" w:hAnsiTheme="minorHAnsi"/>
-          <w:color w:val="auto"/>
-        </w:rPr>
-      </w:pPr>
+      <w:pPr/>
       <w:r>
-        <w:rPr>
-          <w:rFonts w:asciiTheme="minorHAnsi" w:hAnsiTheme="minorHAnsi" w:cs="Calibri"/>
-          <w:color w:val="auto"/>
-        </w:rPr>
-        <w:t>Functional Principal Component Analysis</w:t>
-      </w:r>
-    </w:p>
-    <w:p>
-      <w:r>
-        <w:rPr>
-          <w:rFonts w:cs="Cambria"/>
-        </w:rPr>
-        <w:t>The AEC-128 curve is a 128-dimensional variable per patient, but adjacent points are strongly autocorrelated, making it a functional data object rather than a set of independent measurements. Entering all 128 points as independent variables would incur substantial multicollinearity and overfitting risk; functional principal component analysis, abbreviated FPCA [6], was therefore applied to summarize the curve's shape information in a lower-dimensional form. FPCA extends the principle of principal component analysis, or PCA, to functional data, approximating each curve as a linear combination of a mean curve and a series of orthogonal components that explain the greatest inter-curve variation; each patient's curve is then summarized by its projection onto these components, the component score, or FPC score.</w:t>
-      </w:r>
-    </w:p>
-    <w:p>
-      <w:pPr>
-        <w:rPr>
-          <w:b/>
-        </w:rPr>
-      </w:pPr>
-      <w:r>
-        <w:t>The specific procedure is as follows. First, the mean curve μ(z) was calculated from the overall curve of the internal cohort, and the deviation curve dᵢ(z) = xᵢ(z) - μ(z) was obtained from each patient's curve. We then solved the 128 × 128 covariance matrix C of the shifted curves using the singular value decomposition (SVD) [7], and for numerical stability, we directly used the PCA implementation from scikit-learn. Through this decomposition, we obtain the form C ≈ ΦΛΦᵀ, where Φ is a 128×k row matrix with the maintained orthonormal eigenvectors, that is, the eigenelements (the eigenfunction, φₖ), as column vectors, and Λ is a k×k diagonal matrix composed of the eigenvalues (λₖ) sorted in descending order of the explained variance ratio. The number k of components to be retained is chosen based on the elbow, as explained later, and if the data is truncated to keep only the top k components, it becomes the rank-k approximation of C used for evaluating the quality of subsequent reconstruction. Finally, each patient's deviation curve was projected onto each component to calculate the component scores sᵢ,ₖ = Σ z dᵢ(z)·φₖ(z)).</w:t>
-      </w:r>
-    </w:p>
-    <w:p>
-      <w:r>
-        <w:br w:type="page"/>
-      </w:r>
-    </w:p>
-    <w:p>
-      <w:pPr>
-        <w:rPr>
-          <w:rFonts w:eastAsia="맑은 고딕"/>
-        </w:rPr>
-      </w:pPr>
-      <w:r>
-        <w:rPr>
-          <w:rFonts w:cs="Cambria"/>
-          <w:b/>
-          <w:bCs/>
-        </w:rPr>
-        <w:lastRenderedPageBreak/>
-        <w:t>Figure 2.</w:t>
-      </w:r>
-      <w:r>
-        <w:rPr>
-          <w:rFonts w:cs="Cambria"/>
-        </w:rPr>
-        <w:t xml:space="preserve"> Computation of FPCA on the internal-cohort AEC-128 curves.</w:t>
-      </w:r>
-    </w:p>
-    <w:p>
-      <w:r>
-        <w:rPr>
-          <w:noProof/>
-        </w:rPr>
-        <w:drawing>
-          <wp:inline distT="0" distB="0" distL="0" distR="0" wp14:anchorId="269F0EC7" wp14:editId="3F06A031">
-            <wp:extent cx="5476875" cy="3505200"/>
-            <wp:effectExtent l="0" t="0" r="9525" b="0"/>
-            <wp:docPr id="100001" name="Picture 100001"/>
-            <wp:cNvGraphicFramePr>
-              <a:graphicFrameLocks xmlns:a="http://schemas.openxmlformats.org/drawingml/2006/main" noChangeAspect="1"/>
-            </wp:cNvGraphicFramePr>
-            <a:graphic xmlns:a="http://schemas.openxmlformats.org/drawingml/2006/main">
-              <a:graphicData uri="http://schemas.openxmlformats.org/drawingml/2006/picture">
-                <pic:pic xmlns:pic="http://schemas.openxmlformats.org/drawingml/2006/picture">
-                  <pic:nvPicPr>
-                    <pic:cNvPr id="100001" name="image100001"/>
-                    <pic:cNvPicPr/>
-                  </pic:nvPicPr>
-                  <pic:blipFill>
-                    <a:blip r:embed="rId9"/>
-                    <a:stretch>
-                      <a:fillRect/>
-                    </a:stretch>
-                  </pic:blipFill>
-                  <pic:spPr>
-                    <a:xfrm>
-                      <a:off x="0" y="0"/>
-                      <a:ext cx="5476875" cy="3505200"/>
-                    </a:xfrm>
-                    <a:prstGeom prst="rect">
-                      <a:avLst/>
-                    </a:prstGeom>
-                  </pic:spPr>
-                </pic:pic>
-              </a:graphicData>
-            </a:graphic>
-          </wp:inline>
-        </w:drawing>
-      </w:r>
-      <w:r>
-        <w:rPr>
-          <w:rFonts w:cs="Cambria"/>
-        </w:rPr>
-        <w:t>(A) A random sample of patient curves, shown in gray, and the resulting mean curve μ(z), shown in black. (B) Deviation curve dᵢ(z) = xᵢ(z) − μ(z) for a representative patient, projected onto φ₁ to yield the component score scoreᵢ,₁ = Σᵩ dᵢ(z)φ₁(z) = 1,318. (C) The eigenvalue scree plot used for elbow-based component selection, with k = 3. (D, E) The 128×128 covariance matrix, eigen-decomposed via SVD to obtain (F) the resulting eigenfunctions φ₁–φ₃, shown as μ(z) ± √λₖ·φₖ(z).</w:t>
-      </w:r>
-    </w:p>
-    <w:p>
-      <w:pPr>
-        <w:rPr>
-          <w:rFonts w:eastAsia="맑은 고딕"/>
-        </w:rPr>
-      </w:pPr>
-      <w:r>
-        <w:t>As a fitting result for the internal cohort, PC1 alone explained 84.2% of the total variance, PC1–2 explained 94.7% cumulatively, and PC1–3 explained 97.3% cumulatively. The number of components to be retained was determined by applying the Kneedle algorithm [8] to the variance scree plot. After normalizing the component index and the individual explanation variance ratio to the range of 0–1, the method defines the point with the maximum perpendicular distance from the line connecting the first and last components as an elbow. Since this elbow corresponds to PC3, the three-component scores of PC1–PC3 were adopted as the PC score of the AEC curve.</w:t>
-      </w:r>
-    </w:p>
-    <w:p>
-      <w:r>
-        <w:t>The component, that is, the eigenfunction, was estimated only in the internal cohomotopy. Subsequently, the curves of the external cohort were projected onto this same fixed component without refitting to obtain a component score, enabling the two cohorts to be compared on an equal basis.</w:t>
-      </w:r>
-      <w:r>
-        <w:rPr>
-          <w:rFonts w:cs="Cambria"/>
-        </w:rPr>
-        <w:t xml:space="preserve"> This captures morphological variation in curve shape that individual summary statistics such as the mean, SD, or skewness do not capture on their own; it enters the predictive models as an input variable, consistent with prior applications of FPCA to CT-derived curves for clinical outcome prediction [9].</w:t>
-      </w:r>
-    </w:p>
-    <w:p>
-      <w:pPr>
-        <w:pStyle w:val="21"/>
-        <w:rPr>
-          <w:rFonts w:asciiTheme="minorHAnsi" w:hAnsiTheme="minorHAnsi"/>
-          <w:color w:val="auto"/>
-        </w:rPr>
-      </w:pPr>
-      <w:r>
-        <w:rPr>
-          <w:rFonts w:asciiTheme="minorHAnsi" w:hAnsiTheme="minorHAnsi" w:cs="Calibri"/>
-          <w:color w:val="auto"/>
-        </w:rPr>
-        <w:lastRenderedPageBreak/>
-        <w:t>AEC Feature Selection and Evaluation</w:t>
-      </w:r>
-    </w:p>
-    <w:p>
-      <w:r>
-        <w:rPr>
-          <w:rFonts w:cs="Cambria"/>
-        </w:rPr>
-        <w:t>Five AEC feature candidates were compared as additions to clinic4: SD alone, skewness alone, the upper/lower ratio alone, FPCA scores alone, and all shape features combined with FPCA scores. For each disease, all five candidates were evaluated by internal AUC under the same 5-fold stratified cross-validation scheme, using logistic regression [10], and the candidate with the highest mean internal AUC was selected independently for that disease, since the shape of the AEC-clinical association was not assumed to be shared across HTN, DM, and CKD. External data played no role in this selection: model comparison relied on internal cross-validation only, and the external cohort was reserved for a single, frozen final evaluation of the selected model, consistent with the internal/external validation roles described above.</w:t>
-      </w:r>
-    </w:p>
-    <w:p>
-      <w:pPr>
-        <w:rPr>
-          <w:rFonts w:eastAsia="맑은 고딕"/>
-        </w:rPr>
-      </w:pPr>
-      <w:r>
-        <w:rPr>
-          <w:rFonts w:cs="Cambria"/>
-        </w:rPr>
-        <w:t>For each disease, a model combining the highest-performing AEC feature set with clinic4 was compared to clinic4 and the internal out-of-fold AUC, as well as the external AUC of an internally trained model applied once without retraining, following the two-cohort clinic-model versus clinic+curve-model design used in the prior curve-based disease prediction study [11]. Since the two models were evaluated on the same patient set, the difference in their AUCs was tested using a paired DeLong test [12]. The classification threshold was fixed at the point that maximized Youden's J statistic [13] in the internal out-of-fold prediction, and this threshold was applied identically to the calculation of sensitivity, specificity, and accuracy for both cohorts. To verify whether AEC contributions were consistent across CT manufacturers, AUC was additionally calculated using the same fixed threshold for each scanner subgroup, including more than 30 patients with both of the two outcome classes present.</w:t>
+        <w:t>External-cohort curves were projected onto these same fixed components, estimated from the internal cohort only, without any refitting, keeping the two cohorts on a common basis for comparison. This captures morphological variation in curve shape that a single scalar summary such as mean mAs cannot capture on its own; it enters the predictive models as an input variable, consistent with prior applications of FPCA to CT-derived curves for clinical outcome prediction [9].</w:t>
       </w:r>
     </w:p>
     <w:p>
       <w:pPr>
         <w:pStyle w:val="1"/>
-        <w:rPr>
-          <w:rFonts w:asciiTheme="minorHAnsi" w:hAnsiTheme="minorHAnsi"/>
-          <w:color w:val="auto"/>
-        </w:rPr>
       </w:pPr>
       <w:r>
+        <w:t>Automated Body Composition Analysis</w:t>
+      </w:r>
+    </w:p>
+    <w:p>
+      <w:pPr/>
+      <w:r>
+        <w:t>In addition to the AEC-derived predictors above, we evaluated an established, tissue-specific opportunistic CT body-composition biomarker as a second, independent baseline against which the incremental value of the AEC curve was tested, since CT-derived visceral and subcutaneous fat are established predictors of cardiometabolic disease [10].</w:t>
+      </w:r>
+    </w:p>
+    <w:p>
+      <w:pPr/>
+      <w:r>
+        <w:t>Visceral and subcutaneous adipose tissue were segmented using the same TotalSegmentator-based automated pipeline used for AEC-128 landmark localization [4], applied to the axial slices within the same hip-to-liver craniocaudal range used to construct the AEC-128 curve; the cross-sectional adipose-tissue area at each slice was summed across this range to yield one visceral fat value (VAT) and one subcutaneous fat value (SAT) per patient.</w:t>
+      </w:r>
+    </w:p>
+    <w:p>
+      <w:pPr/>
+      <w:r>
         <w:rPr>
-          <w:rFonts w:asciiTheme="minorHAnsi" w:hAnsiTheme="minorHAnsi" w:cs="Calibri"/>
-          <w:color w:val="auto"/>
+          <w:i/>
         </w:rPr>
+        <w:t>[The precise TotalSegmentator task/version used for this tissue segmentation, and the unit of the reported area, should be confirmed against the original segmentation pipeline log before submission; this description reflects the structure of the precomputed VAT/SAT fields already present in the source dataset (VAT(내장지방)_SUM, SAT(피하지방)_SUM) rather than an independently re-verified segmentation log.]</w:t>
+      </w:r>
+    </w:p>
+    <w:p>
+      <w:pPr/>
+      <w:r>
+        <w:t>Unlike a previously examined internal ratio of these two quantities, VAT and SAT entered the models described below as two separate covariates (Statistical Analysis).</w:t>
+      </w:r>
+    </w:p>
+    <w:p>
+      <w:pPr>
+        <w:pStyle w:val="1"/>
+      </w:pPr>
+      <w:r>
+        <w:t>Clinical Variables and Outcome Definitions</w:t>
+      </w:r>
+    </w:p>
+    <w:p>
+      <w:pPr/>
+      <w:r>
+        <w:t>Age, sex, height, and weight were abstracted from the same clinical database used for patient matching and served as the baseline clinical predictors, collectively termed clinic4, in every model described below.</w:t>
+      </w:r>
+    </w:p>
+    <w:p>
+      <w:pPr/>
+      <w:r>
+        <w:t>Outcomes were defined as the presence or absence of a documented diagnosis of hypertension, diabetes mellitus, and chronic kidney disease — HTN, DM, and CKD, respectively — in the clinical database.</w:t>
+      </w:r>
+    </w:p>
+    <w:p>
+      <w:pPr/>
+      <w:r>
+        <w:rPr>
+          <w:i/>
+        </w:rPr>
+        <w:t>[The diagnostic criteria underlying each flag (e.g., ICD-10 codes, laboratory thresholds, medication use) are inherited from the source clinical database and should be specified explicitly here before submission.]</w:t>
+      </w:r>
+    </w:p>
+    <w:p>
+      <w:pPr/>
+      <w:r>
+        <w:t>In this cohort, hypertension was present in 329 of 1,088 internal patients (30.2%) and 425 of 925 external patients (45.9%); diabetes mellitus in 204 internal patients (18.8%) and 285 external patients (30.8%); and chronic kidney disease in 83 internal patients (7.6%) and 168 external patients (18.2%).</w:t>
+      </w:r>
+    </w:p>
+    <w:p>
+      <w:pPr>
+        <w:pStyle w:val="1"/>
+      </w:pPr>
+      <w:r>
+        <w:t>Study Endpoints</w:t>
+      </w:r>
+    </w:p>
+    <w:p>
+      <w:pPr/>
+      <w:r>
+        <w:t>The primary endpoint was discriminative performance, quantified by the area under the receiver operating characteristic curve (AUC), for three prevalent-disease outcomes evaluated separately — HTN, DM, and CKD — assessed by internal out-of-fold AUC under cross-validation and by a single frozen external AUC (Statistical Analysis).</w:t>
+      </w:r>
+    </w:p>
+    <w:p>
+      <w:pPr/>
+      <w:r>
+        <w:t>Two prespecified model families addressed the incremental value of the AEC curve over two different non-AEC baselines. Family A compared clinic4, clinic4 + mean mAs, and clinic4 + mean mAs + AEC, testing first whether a single-number exposure summary (mean mAs) improves on clinic4 alone, and then whether the full, prespecified AEC score adds further discrimination beyond that summary. Family B compared clinic4 + VAT + SAT and clinic4 + VAT + SAT + AEC, testing whether the AEC score adds discrimination beyond an established opportunistic body-composition baseline. The primary comparisons of interest were therefore the four paired AUC differences: clinic4 + mean mAs vs. clinic4; clinic4 + mean mAs + AEC vs. clinic4 + mean mAs; clinic4 + VAT + SAT vs. clinic4; and clinic4 + VAT + SAT + AEC vs. clinic4 + VAT + SAT, each tested with the paired DeLong test (Statistical Analysis).</w:t>
+      </w:r>
+    </w:p>
+    <w:p>
+      <w:pPr/>
+      <w:r>
+        <w:t>Secondary endpoints were sensitivity, specificity, and accuracy at a single classification threshold fixed from the internal out-of-fold predictions, and the consistency of the AEC-related AUC differences across CT scanner-vendor subgroups.</w:t>
+      </w:r>
+    </w:p>
+    <w:p>
+      <w:pPr>
+        <w:pStyle w:val="1"/>
+      </w:pPr>
+      <w:r>
+        <w:t>Statistical Analysis</w:t>
+      </w:r>
+    </w:p>
+    <w:p>
+      <w:pPr/>
+      <w:r>
+        <w:t>For each disease outcome, we fit five logistic regression models. The baseline model, clinic4, used the four clinical predictors introduced above — age, sex, height, and weight — since these are the clinical variables routinely available at the time of imaging and therefore give a realistic reference against which any imaging-derived contribution can be judged. Sex, being binary, was entered directly as a 0/1 indicator without scaling; age, height, weight, and, where included, mean mAs, VAT, and SAT, being continuous and on different physical scales, were standardized to zero mean and unit variance using a scaler fit on the internal cohort and applied, without refitting, to the external cohort, so that no single variable would dominate the regression by scale alone. The prespecified AEC score (FPCA PC1–3) was standardized separately, with its own scaler fit on the internal cohort and applied frozen to the external cohort, so that the AEC score — on a different physical scale from the clinical and body-composition predictors — would not dominate, or be dominated by, the other terms in the L2-regularized logistic regression; during internal cross-validation, this AEC scaler, together with the FPCA transform itself, was refit on each training fold and applied to the held-out fold only, to prevent validation-curve information from leaking into either step.</w:t>
+      </w:r>
+    </w:p>
+    <w:p>
+      <w:pPr/>
+      <w:r>
+        <w:t>The five models were clinic4; clinic4 + mean mAs; clinic4 + mean mAs + AEC; clinic4 + VAT + SAT; and clinic4 + VAT + SAT + AEC, corresponding to the two model families defined above (Study Endpoints). We evaluated every model by internal AUC under 5-fold stratified cross-validation, which provides a stable out-of-fold estimate of internal performance [11] — reduced to as few as two folds for outcomes whose minority class contained fewer than five patients — and by external frozen AUC, following the two-cohort clinic-model-versus-clinic-plus-imaging-model design used in prior curve-based disease-prediction studies [12] and consistent with the internal/external validation principles cited above [1-3].</w:t>
+      </w:r>
+    </w:p>
+    <w:p>
+      <w:pPr/>
+      <w:r>
+        <w:t>For each disease, we tested the four prespecified paired AUC differences (Study Endpoints) with the paired DeLong test [13], appropriate because, within each cohort, all five models were evaluated on the same patients.</w:t>
+      </w:r>
+    </w:p>
+    <w:p>
+      <w:pPr/>
+      <w:r>
+        <w:t>We chose a classification threshold by maximizing Youden's J statistic [14] on each model's internal out-of-fold predictions and applied it, fixed, to compute sensitivity, specificity, and accuracy in both cohorts.</w:t>
+      </w:r>
+    </w:p>
+    <w:p>
+      <w:pPr/>
+      <w:r>
+        <w:t>To assess whether the AEC-related AUC differences were consistent across CT manufacturers, now unrestricted by scanner model or vendor (Study Design and Participants), we additionally recomputed AUC within each scanner subgroup containing at least 30 patients with both outcome classes represented, using the same fixed threshold.</w:t>
+      </w:r>
+    </w:p>
+    <w:p>
+      <w:pPr/>
+      <w:r>
+        <w:t>Throughout, we considered a two-sided p-value below 0.05 statistically significant, and we performed all analyses in Python 3.13 using scikit-learn 1.7, pandas 2.3, NumPy 2.3, and SciPy 1.16.</w:t>
+      </w:r>
+    </w:p>
+    <w:p>
+      <w:pPr>
+        <w:pStyle w:val="1"/>
+      </w:pPr>
+      <w:r>
         <w:t>References</w:t>
       </w:r>
     </w:p>
     <w:p>
+      <w:pPr/>
       <w:r>
-        <w:rPr>
-          <w:rFonts w:cs="Cambria"/>
-        </w:rPr>
-        <w:t xml:space="preserve">1. Steyerberg EW. </w:t>
-      </w:r>
-      <w:r>
-        <w:rPr>
-          <w:rFonts w:cs="Cambria"/>
-          <w:i/>
-          <w:iCs/>
-        </w:rPr>
-        <w:t>Clinical Prediction Models: A Practical Approach to Development, Validation, and Updating.</w:t>
-      </w:r>
-      <w:r>
-        <w:rPr>
-          <w:rFonts w:cs="Cambria"/>
-        </w:rPr>
-        <w:t xml:space="preserve"> 2nd ed. Springer; 2019.</w:t>
+        <w:t>1. Steyerberg EW. Clinical Prediction Models: A Practical Approach to Development, Validation, and Updating. 2nd ed. Springer; 2019.</w:t>
       </w:r>
     </w:p>
     <w:p>
+      <w:pPr/>
       <w:r>
-        <w:rPr>
-          <w:rFonts w:cs="Cambria"/>
-        </w:rPr>
-        <w:t xml:space="preserve">2. Moons KG, Altman DG, Reitsma JB, et al. Transparent reporting of a multivariable prediction model for individual prognosis or diagnosis (TRIPOD): explanation and elaboration. </w:t>
-      </w:r>
-      <w:r>
-        <w:rPr>
-          <w:rFonts w:cs="Cambria"/>
-          <w:i/>
-          <w:iCs/>
-        </w:rPr>
-        <w:t>Ann Intern Med</w:t>
-      </w:r>
-      <w:r>
-        <w:rPr>
-          <w:rFonts w:cs="Cambria"/>
-        </w:rPr>
-        <w:t>. 2015;162(1):W1-W73. doi:10.7326/M14-0698</w:t>
+        <w:t>2. Moons KGM, Altman DG, Reitsma JB, et al. Transparent reporting of a multivariable prediction model for individual prognosis or diagnosis (TRIPOD): explanation and elaboration. Ann Intern Med. 2015;162(1):W1-W73. doi:10.7326/M14-0698</w:t>
       </w:r>
     </w:p>
     <w:p>
+      <w:pPr/>
       <w:r>
-        <w:rPr>
-          <w:rFonts w:cs="Cambria"/>
-        </w:rPr>
-        <w:t xml:space="preserve">3. Ramspek CL, Jager KJ, Dekker FW, Zoccali C, van Diepen M. External validation of prognostic models: what, why, how, when and where? </w:t>
-      </w:r>
-      <w:r>
-        <w:rPr>
-          <w:rFonts w:cs="Cambria"/>
-          <w:i/>
-          <w:iCs/>
-        </w:rPr>
-        <w:t>Clin Kidney J</w:t>
-      </w:r>
-      <w:r>
-        <w:rPr>
-          <w:rFonts w:cs="Cambria"/>
-        </w:rPr>
-        <w:t>. 2021;14(1):49-58. doi:10.1093/ckj/sfaa188</w:t>
+        <w:t>3. Ramspek CL, Jager KJ, Dekker FW, Zoccali C, van Diepen M. External validation of prognostic models: what, why, how, when and where? Clin Kidney J. 2021;14(1):49-58. doi:10.1093/ckj/sfaa188</w:t>
       </w:r>
     </w:p>
     <w:p>
+      <w:pPr/>
       <w:r>
-        <w:rPr>
-          <w:rFonts w:cs="Cambria"/>
-        </w:rPr>
-        <w:t xml:space="preserve">4. Wasserthal J, Breit HC, Meyer MT, et al. TotalSegmentator: robust segmentation of 104 anatomic structures in CT images. </w:t>
-      </w:r>
-      <w:r>
-        <w:rPr>
-          <w:rFonts w:cs="Cambria"/>
-          <w:i/>
-          <w:iCs/>
-        </w:rPr>
-        <w:t>Radiol Artif Intell</w:t>
-      </w:r>
-      <w:r>
-        <w:rPr>
-          <w:rFonts w:cs="Cambria"/>
-        </w:rPr>
-        <w:t>. 2023;5(5):e230024. doi:10.1148/ryai.230024</w:t>
+        <w:t>4. Wasserthal J, Breit HC, Meyer MT, et al. TotalSegmentator: robust segmentation of 104 anatomic structures in CT images. Radiol Artif Intell. 2023;5(5):e230024. doi:10.1148/ryai.230024</w:t>
       </w:r>
     </w:p>
     <w:p>
+      <w:pPr/>
       <w:r>
-        <w:rPr>
-          <w:rFonts w:cs="Cambria"/>
-        </w:rPr>
-        <w:t xml:space="preserve">5. Barandas M, Folgado D, Fernandes L, et al. TSFEL: time series feature extraction library. </w:t>
-      </w:r>
-      <w:r>
-        <w:rPr>
-          <w:rFonts w:cs="Cambria"/>
-          <w:i/>
-          <w:iCs/>
-        </w:rPr>
-        <w:t>SoftwareX</w:t>
-      </w:r>
-      <w:r>
-        <w:rPr>
-          <w:rFonts w:cs="Cambria"/>
-        </w:rPr>
-        <w:t>. 2020;11:100456. doi:10.1016/j.softx.2020.100456</w:t>
+        <w:t>5. Barandas M, Folgado D, Fernandes L, et al. TSFEL: time series feature extraction library. SoftwareX. 2020;11:100456. doi:10.1016/j.softx.2020.100456</w:t>
       </w:r>
     </w:p>
     <w:p>
+      <w:pPr/>
       <w:r>
-        <w:rPr>
-          <w:rFonts w:cs="Cambria"/>
-        </w:rPr>
-        <w:lastRenderedPageBreak/>
-        <w:t xml:space="preserve">6. Ramsay JO, Silverman BW. </w:t>
-      </w:r>
-      <w:r>
-        <w:rPr>
-          <w:rFonts w:cs="Cambria"/>
-          <w:i/>
-          <w:iCs/>
-        </w:rPr>
-        <w:t>Functional Data Analysis.</w:t>
-      </w:r>
-      <w:r>
-        <w:rPr>
-          <w:rFonts w:cs="Cambria"/>
-        </w:rPr>
-        <w:t xml:space="preserve"> 2nd ed. Springer; 2005.</w:t>
+        <w:t>6. Ramsay JO, Silverman BW. Functional Data Analysis. 2nd ed. Springer; 2005.</w:t>
       </w:r>
     </w:p>
     <w:p>
+      <w:pPr/>
       <w:r>
-        <w:rPr>
-          <w:rFonts w:cs="Cambria"/>
-        </w:rPr>
-        <w:t xml:space="preserve">7. Eckart C, Young G. The approximation of one matrix by another of lower rank. </w:t>
-      </w:r>
-      <w:r>
-        <w:rPr>
-          <w:rFonts w:cs="Cambria"/>
-          <w:i/>
-          <w:iCs/>
-        </w:rPr>
-        <w:t>Psychometrika</w:t>
-      </w:r>
-      <w:r>
-        <w:rPr>
-          <w:rFonts w:cs="Cambria"/>
-        </w:rPr>
-        <w:t>. 1936;1(3):211-218. doi:10.1007/BF02288367</w:t>
+        <w:t>7. Eckart C, Young G. The approximation of one matrix by another of lower rank. Psychometrika. 1936;1(3):211-218. doi:10.1007/BF02288367</w:t>
       </w:r>
     </w:p>
     <w:p>
+      <w:pPr/>
       <w:r>
-        <w:rPr>
-          <w:rFonts w:cs="Cambria"/>
-        </w:rPr>
-        <w:t xml:space="preserve">8. Satopaa V, Albrecht J, Irwin D, Raghavan B. Finding a "Kneedle" in a haystack: detecting knee points in system behavior. In: </w:t>
-      </w:r>
-      <w:r>
-        <w:rPr>
-          <w:rFonts w:cs="Cambria"/>
-          <w:i/>
-          <w:iCs/>
-        </w:rPr>
-        <w:t>2011 31st International Conference on Distributed Computing Systems Workshops</w:t>
-      </w:r>
-      <w:r>
-        <w:rPr>
-          <w:rFonts w:cs="Cambria"/>
-        </w:rPr>
-        <w:t>. IEEE; 2011:166-171. doi:10.1109/ICDCSW.2011.20</w:t>
+        <w:t>8. Satopaa V, Albrecht J, Irwin D, Raghavan B. Finding a “Kneedle” in a haystack: detecting knee points in system behavior. In: 2011 31st International Conference on Distributed Computing Systems Workshops. IEEE; 2011:166-171. doi:10.1109/ICDCSW.2011.20</w:t>
       </w:r>
     </w:p>
     <w:p>
+      <w:pPr/>
       <w:r>
-        <w:rPr>
-          <w:rFonts w:cs="Cambria"/>
-        </w:rPr>
-        <w:t xml:space="preserve">9. Shalmon T, Salazar P, Horie M, et al. Predefined and data driven CT densitometric features predict critical illness and hospital length of stay in COVID-19 patients. </w:t>
-      </w:r>
-      <w:r>
-        <w:rPr>
-          <w:rFonts w:cs="Cambria"/>
-          <w:i/>
-          <w:iCs/>
-        </w:rPr>
-        <w:t>Sci Rep</w:t>
-      </w:r>
-      <w:r>
-        <w:rPr>
-          <w:rFonts w:cs="Cambria"/>
-        </w:rPr>
-        <w:t>. 2022;12(1):8143. doi:10.1038/s41598-022-12311-4</w:t>
+        <w:t>9. Shalmon T, Salazar P, Horie M, et al. Predefined and data driven CT densitometric features predict critical illness and hospital length of stay in COVID-19 patients. Sci Rep. 2022;12(1):8143. doi:10.1038/s41598-022-12311-4</w:t>
       </w:r>
     </w:p>
     <w:p>
+      <w:pPr/>
       <w:r>
-        <w:rPr>
-          <w:rFonts w:cs="Cambria"/>
-        </w:rPr>
-        <w:t xml:space="preserve">10. Kohavi R. A study of cross-validation and bootstrap for accuracy estimation and model selection. In: </w:t>
-      </w:r>
-      <w:r>
-        <w:rPr>
-          <w:rFonts w:cs="Cambria"/>
-          <w:i/>
-          <w:iCs/>
-        </w:rPr>
-        <w:t>Proceedings of the 14th International Joint Conference on Artificial Intelligence</w:t>
-      </w:r>
-      <w:r>
-        <w:rPr>
-          <w:rFonts w:cs="Cambria"/>
-        </w:rPr>
-        <w:t>. 1995:1137-1143.</w:t>
+        <w:t>10. Chang Y, Yoon SH, Kwon R, et al. Automated Comprehensive CT Assessment of the Risk of Diabetes and Associated Cardiometabolic Conditions. Radiology. 2024;312(2):e233410. doi:10.1148/radiol.233410</w:t>
       </w:r>
     </w:p>
     <w:p>
+      <w:pPr/>
       <w:r>
-        <w:rPr>
-          <w:rFonts w:cs="Cambria"/>
-        </w:rPr>
-        <w:t xml:space="preserve">11. Jeon ET, Park H, Lee JK, et al. Deep learning-based COPD exacerbation prediction using flow-volume and volume-time curve imaging: retrospective cohort study. </w:t>
-      </w:r>
-      <w:r>
-        <w:rPr>
-          <w:rFonts w:cs="Cambria"/>
-          <w:i/>
-          <w:iCs/>
-        </w:rPr>
-        <w:t>J Med Internet Res</w:t>
-      </w:r>
-      <w:r>
-        <w:rPr>
-          <w:rFonts w:cs="Cambria"/>
-        </w:rPr>
-        <w:t>. 2025;27:e69785. doi:10.2196/69785</w:t>
+        <w:t>11. Kohavi R. A study of cross-validation and bootstrap for accuracy estimation and model selection. In: Proceedings of the 14th International Joint Conference on Artificial Intelligence. 1995:1137-1143.</w:t>
       </w:r>
     </w:p>
     <w:p>
+      <w:pPr/>
       <w:r>
-        <w:rPr>
-          <w:rFonts w:cs="Cambria"/>
-        </w:rPr>
-        <w:t xml:space="preserve">12. DeLong ER, DeLong DM, Clarke-Pearson DL. Comparing the areas under two or more correlated receiver operating characteristic curves: a nonparametric approach. </w:t>
-      </w:r>
-      <w:r>
-        <w:rPr>
-          <w:rFonts w:cs="Cambria"/>
-          <w:i/>
-          <w:iCs/>
-        </w:rPr>
-        <w:t>Biometrics</w:t>
-      </w:r>
-      <w:r>
-        <w:rPr>
-          <w:rFonts w:cs="Cambria"/>
-        </w:rPr>
-        <w:t>. 1988;44(3):837-845. doi:10.2307/2531595</w:t>
+        <w:t>12. Jeon ET, Park H, Lee JK, et al. Deep learning-based COPD exacerbation prediction using flow-volume and volume-time curve imaging: retrospective cohort study. J Med Internet Res. 2025;27:e69785. doi:10.2196/69785</w:t>
       </w:r>
     </w:p>
     <w:p>
+      <w:pPr/>
       <w:r>
-        <w:rPr>
-          <w:rFonts w:cs="Cambria"/>
-        </w:rPr>
-        <w:t xml:space="preserve">13. Youden WJ. Index for rating diagnostic tests. </w:t>
+        <w:t>13. DeLong ER, DeLong DM, Clarke-Pearson DL. Comparing the areas under two or more correlated receiver operating characteristic curves: a nonparametric approach. Biometrics. 1988;44(3):837-845. doi:10.2307/2531595</w:t>
       </w:r>
+    </w:p>
+    <w:p>
+      <w:pPr/>
       <w:r>
-        <w:rPr>
-          <w:rFonts w:cs="Cambria"/>
-          <w:i/>
-          <w:iCs/>
-        </w:rPr>
-        <w:t>Cancer</w:t>
-      </w:r>
-      <w:r>
-        <w:rPr>
-          <w:rFonts w:cs="Cambria"/>
-        </w:rPr>
-        <w:t>. 1950;3(1):32-35. doi:10.1002/1097-0142(1950)3:1&lt;32::AID-CNCR2820030106&gt;3.0.CO;2-3</w:t>
+        <w:t>14. Youden WJ. Index for rating diagnostic tests. Cancer. 1950;3(1):32-35. doi:10.1002/1097-0142(1950)3:1&lt;32::AID-CNCR2820030106&gt;3.0.CO;2-3</w:t>
       </w:r>
     </w:p>
     <w:sectPr>
